--- a/apps/api/templates/proposta-ponto-certo.docx
+++ b/apps/api/templates/proposta-ponto-certo.docx
@@ -5,208 +5,23 @@
     <w:p>
       <w:pPr>
         <w:pStyle w:val="Title"/>
-        <w:jc w:val="left"/>
+        <w:jc w:val="center"/>
       </w:pPr>
       <w:r>
-        <w:t>PROPOSTA COMERCIAL — PONTO CERTO</w:t>
+        <w:t>PROPOSTA COMERCIAL</w:t>
       </w:r>
     </w:p>
     <w:p>
       <w:pPr>
-        <w:jc w:val="left"/>
+        <w:jc w:val="center"/>
       </w:pPr>
       <w:r>
         <w:rPr>
-          <w:color w:val="606C76"/>
+          <w:b/>
+          <w:color w:val="007D8C"/>
           <w:sz w:val="21"/>
         </w:rPr>
-        <w:t>{{empresa_nome}}</w:t>
-      </w:r>
-    </w:p>
-    <w:tbl>
-      <w:tblPr>
-        <w:tblW w:type="auto" w:w="0"/>
-        <w:jc w:val="center"/>
-        <w:tblLayout w:type="autofit"/>
-        <w:tblLook w:firstColumn="1" w:firstRow="1" w:lastColumn="0" w:lastRow="0" w:noHBand="0" w:noVBand="1" w:val="04A0"/>
-      </w:tblPr>
-      <w:tblGrid>
-        <w:gridCol w:w="2635"/>
-        <w:gridCol w:w="2635"/>
-        <w:gridCol w:w="2635"/>
-        <w:gridCol w:w="2635"/>
-      </w:tblGrid>
-      <w:tr>
-        <w:trPr>
-          <w:cantSplit/>
-        </w:trPr>
-        <w:tc>
-          <w:tcPr>
-            <w:tcW w:type="dxa" w:w="2635"/>
-            <w:shd w:fill="E6EFF7"/>
-            <w:tcBorders>
-              <w:top w:val="single" w:sz="8" w:color="B9C6D3"/>
-              <w:left w:val="single" w:sz="8" w:color="B9C6D3"/>
-              <w:bottom w:val="single" w:sz="8" w:color="B9C6D3"/>
-              <w:right w:val="single" w:sz="8" w:color="B9C6D3"/>
-            </w:tcBorders>
-            <w:vAlign w:val="center"/>
-          </w:tcPr>
-          <w:p>
-            <w:pPr>
-              <w:jc w:val="left"/>
-            </w:pPr>
-            <w:r>
-              <w:rPr>
-                <w:b/>
-                <w:color w:val="606C76"/>
-                <w:sz w:val="15"/>
-              </w:rPr>
-              <w:t>Proposta</w:t>
-              <w:br/>
-            </w:r>
-            <w:r>
-              <w:rPr>
-                <w:b/>
-                <w:color w:val="142D5B"/>
-                <w:sz w:val="19"/>
-              </w:rPr>
-              <w:t>{{numero_proposta}}</w:t>
-            </w:r>
-          </w:p>
-        </w:tc>
-        <w:tc>
-          <w:tcPr>
-            <w:tcW w:type="dxa" w:w="2635"/>
-            <w:shd w:fill="E6EFF7"/>
-            <w:tcBorders>
-              <w:top w:val="single" w:sz="8" w:color="B9C6D3"/>
-              <w:left w:val="single" w:sz="8" w:color="B9C6D3"/>
-              <w:bottom w:val="single" w:sz="8" w:color="B9C6D3"/>
-              <w:right w:val="single" w:sz="8" w:color="B9C6D3"/>
-            </w:tcBorders>
-            <w:vAlign w:val="center"/>
-          </w:tcPr>
-          <w:p>
-            <w:pPr>
-              <w:jc w:val="left"/>
-            </w:pPr>
-            <w:r>
-              <w:rPr>
-                <w:b/>
-                <w:color w:val="606C76"/>
-                <w:sz w:val="15"/>
-              </w:rPr>
-              <w:t>Data de emissão</w:t>
-              <w:br/>
-            </w:r>
-            <w:r>
-              <w:rPr>
-                <w:b/>
-                <w:color w:val="142D5B"/>
-                <w:sz w:val="19"/>
-              </w:rPr>
-              <w:t>{{data_proposta}}</w:t>
-            </w:r>
-          </w:p>
-        </w:tc>
-        <w:tc>
-          <w:tcPr>
-            <w:tcW w:type="dxa" w:w="2635"/>
-            <w:shd w:fill="E6EFF7"/>
-            <w:tcBorders>
-              <w:top w:val="single" w:sz="8" w:color="B9C6D3"/>
-              <w:left w:val="single" w:sz="8" w:color="B9C6D3"/>
-              <w:bottom w:val="single" w:sz="8" w:color="B9C6D3"/>
-              <w:right w:val="single" w:sz="8" w:color="B9C6D3"/>
-            </w:tcBorders>
-            <w:vAlign w:val="center"/>
-          </w:tcPr>
-          <w:p>
-            <w:pPr>
-              <w:jc w:val="left"/>
-            </w:pPr>
-            <w:r>
-              <w:rPr>
-                <w:b/>
-                <w:color w:val="606C76"/>
-                <w:sz w:val="15"/>
-              </w:rPr>
-              <w:t>Validade</w:t>
-              <w:br/>
-            </w:r>
-            <w:r>
-              <w:rPr>
-                <w:b/>
-                <w:color w:val="142D5B"/>
-                <w:sz w:val="19"/>
-              </w:rPr>
-              <w:t>{{data_validade}}</w:t>
-            </w:r>
-          </w:p>
-        </w:tc>
-        <w:tc>
-          <w:tcPr>
-            <w:tcW w:type="dxa" w:w="2635"/>
-            <w:shd w:fill="E6EFF7"/>
-            <w:tcBorders>
-              <w:top w:val="single" w:sz="8" w:color="B9C6D3"/>
-              <w:left w:val="single" w:sz="8" w:color="B9C6D3"/>
-              <w:bottom w:val="single" w:sz="8" w:color="B9C6D3"/>
-              <w:right w:val="single" w:sz="8" w:color="B9C6D3"/>
-            </w:tcBorders>
-            <w:vAlign w:val="center"/>
-          </w:tcPr>
-          <w:p>
-            <w:pPr>
-              <w:jc w:val="left"/>
-            </w:pPr>
-            <w:r>
-              <w:rPr>
-                <w:b/>
-                <w:color w:val="606C76"/>
-                <w:sz w:val="15"/>
-              </w:rPr>
-              <w:t>Plano</w:t>
-              <w:br/>
-            </w:r>
-            <w:r>
-              <w:rPr>
-                <w:b/>
-                <w:color w:val="142D5B"/>
-                <w:sz w:val="19"/>
-              </w:rPr>
-              <w:t>{{plano_nome}}</w:t>
-            </w:r>
-          </w:p>
-        </w:tc>
-      </w:tr>
-    </w:tbl>
-    <w:p/>
-    <w:p>
-      <w:pPr>
-        <w:pStyle w:val="Heading1"/>
-      </w:pPr>
-      <w:r>
-        <w:t>1. Apresentação da proposta</w:t>
-      </w:r>
-    </w:p>
-    <w:p>
-      <w:r>
-        <w:t>Apresentamos a proposta comercial do PONTO CERTO para implantação da solução de controle de jornada e gestão de ponto eletrônico da {{empresa_nome}}, inscrita no CNPJ {{empresa_cnpj}}.</w:t>
-      </w:r>
-    </w:p>
-    <w:p>
-      <w:r>
-        <w:t>A solução contempla ambiente web administrativo, PWA para iPhone, aplicativo Android, registro online e offline, captura de selfie, geolocalização, biometria do dispositivo, jornadas, relatórios e recursos adicionais conforme contratação.</w:t>
-      </w:r>
-    </w:p>
-    <w:p>
-      <w:pPr>
-        <w:pStyle w:val="Heading1"/>
-      </w:pPr>
-      <w:r>
-        <w:t>2. Resumo comercial</w:t>
+        <w:t>Uma plataforma para registrar, acompanhar e agir sobre a jornada de trabalho em tempo real</w:t>
       </w:r>
     </w:p>
     <w:tbl>
@@ -217,8 +32,8 @@
         <w:tblLook w:firstColumn="1" w:firstRow="1" w:lastColumn="0" w:lastRow="0" w:noHBand="0" w:noVBand="1" w:val="04A0"/>
       </w:tblPr>
       <w:tblGrid>
-        <w:gridCol w:w="5270"/>
-        <w:gridCol w:w="5270"/>
+        <w:gridCol w:w="5298"/>
+        <w:gridCol w:w="5298"/>
       </w:tblGrid>
       <w:tr>
         <w:trPr>
@@ -226,37 +41,35 @@
         </w:trPr>
         <w:tc>
           <w:tcPr>
-            <w:tcW w:type="dxa" w:w="2551"/>
+            <w:tcW w:type="dxa" w:w="2381"/>
+            <w:shd w:fill="193E67"/>
             <w:tcBorders>
-              <w:top w:val="single" w:sz="8" w:color="B9C6D3"/>
-              <w:left w:val="single" w:sz="8" w:color="B9C6D3"/>
-              <w:bottom w:val="single" w:sz="8" w:color="B9C6D3"/>
-              <w:right w:val="single" w:sz="8" w:color="B9C6D3"/>
+              <w:top w:val="single" w:sz="7" w:color="B8C8D6"/>
+              <w:left w:val="single" w:sz="7" w:color="B8C8D6"/>
+              <w:bottom w:val="single" w:sz="7" w:color="B8C8D6"/>
+              <w:right w:val="single" w:sz="7" w:color="B8C8D6"/>
             </w:tcBorders>
-            <w:shd w:fill="EAF5F7"/>
-            <w:vAlign w:val="center"/>
           </w:tcPr>
           <w:p>
             <w:r>
               <w:rPr>
                 <w:b/>
-                <w:color w:val="142D5B"/>
+                <w:color w:val="FFFFFF"/>
                 <w:sz w:val="18"/>
               </w:rPr>
-              <w:t>Empresa</w:t>
+              <w:t>Cliente</w:t>
             </w:r>
           </w:p>
         </w:tc>
         <w:tc>
           <w:tcPr>
-            <w:tcW w:type="dxa" w:w="6350"/>
+            <w:tcW w:type="dxa" w:w="7257"/>
             <w:tcBorders>
-              <w:top w:val="single" w:sz="8" w:color="B9C6D3"/>
-              <w:left w:val="single" w:sz="8" w:color="B9C6D3"/>
-              <w:bottom w:val="single" w:sz="8" w:color="B9C6D3"/>
-              <w:right w:val="single" w:sz="8" w:color="B9C6D3"/>
+              <w:top w:val="single" w:sz="7" w:color="B8C8D6"/>
+              <w:left w:val="single" w:sz="7" w:color="B8C8D6"/>
+              <w:bottom w:val="single" w:sz="7" w:color="B8C8D6"/>
+              <w:right w:val="single" w:sz="7" w:color="B8C8D6"/>
             </w:tcBorders>
-            <w:vAlign w:val="center"/>
           </w:tcPr>
           <w:p>
             <w:r>
@@ -274,21 +87,20 @@
         </w:trPr>
         <w:tc>
           <w:tcPr>
-            <w:tcW w:type="dxa" w:w="2551"/>
+            <w:tcW w:type="dxa" w:w="2381"/>
+            <w:shd w:fill="193E67"/>
             <w:tcBorders>
-              <w:top w:val="single" w:sz="8" w:color="B9C6D3"/>
-              <w:left w:val="single" w:sz="8" w:color="B9C6D3"/>
-              <w:bottom w:val="single" w:sz="8" w:color="B9C6D3"/>
-              <w:right w:val="single" w:sz="8" w:color="B9C6D3"/>
+              <w:top w:val="single" w:sz="7" w:color="B8C8D6"/>
+              <w:left w:val="single" w:sz="7" w:color="B8C8D6"/>
+              <w:bottom w:val="single" w:sz="7" w:color="B8C8D6"/>
+              <w:right w:val="single" w:sz="7" w:color="B8C8D6"/>
             </w:tcBorders>
-            <w:shd w:fill="EAF5F7"/>
-            <w:vAlign w:val="center"/>
           </w:tcPr>
           <w:p>
             <w:r>
               <w:rPr>
                 <w:b/>
-                <w:color w:val="142D5B"/>
+                <w:color w:val="FFFFFF"/>
                 <w:sz w:val="18"/>
               </w:rPr>
               <w:t>CNPJ</w:t>
@@ -297,14 +109,13 @@
         </w:tc>
         <w:tc>
           <w:tcPr>
-            <w:tcW w:type="dxa" w:w="6350"/>
+            <w:tcW w:type="dxa" w:w="7257"/>
             <w:tcBorders>
-              <w:top w:val="single" w:sz="8" w:color="B9C6D3"/>
-              <w:left w:val="single" w:sz="8" w:color="B9C6D3"/>
-              <w:bottom w:val="single" w:sz="8" w:color="B9C6D3"/>
-              <w:right w:val="single" w:sz="8" w:color="B9C6D3"/>
+              <w:top w:val="single" w:sz="7" w:color="B8C8D6"/>
+              <w:left w:val="single" w:sz="7" w:color="B8C8D6"/>
+              <w:bottom w:val="single" w:sz="7" w:color="B8C8D6"/>
+              <w:right w:val="single" w:sz="7" w:color="B8C8D6"/>
             </w:tcBorders>
-            <w:vAlign w:val="center"/>
           </w:tcPr>
           <w:p>
             <w:r>
@@ -322,44 +133,42 @@
         </w:trPr>
         <w:tc>
           <w:tcPr>
-            <w:tcW w:type="dxa" w:w="2551"/>
+            <w:tcW w:type="dxa" w:w="2381"/>
+            <w:shd w:fill="193E67"/>
             <w:tcBorders>
-              <w:top w:val="single" w:sz="8" w:color="B9C6D3"/>
-              <w:left w:val="single" w:sz="8" w:color="B9C6D3"/>
-              <w:bottom w:val="single" w:sz="8" w:color="B9C6D3"/>
-              <w:right w:val="single" w:sz="8" w:color="B9C6D3"/>
+              <w:top w:val="single" w:sz="7" w:color="B8C8D6"/>
+              <w:left w:val="single" w:sz="7" w:color="B8C8D6"/>
+              <w:bottom w:val="single" w:sz="7" w:color="B8C8D6"/>
+              <w:right w:val="single" w:sz="7" w:color="B8C8D6"/>
             </w:tcBorders>
-            <w:shd w:fill="EAF5F7"/>
-            <w:vAlign w:val="center"/>
           </w:tcPr>
           <w:p>
             <w:r>
               <w:rPr>
                 <w:b/>
-                <w:color w:val="142D5B"/>
+                <w:color w:val="FFFFFF"/>
                 <w:sz w:val="18"/>
               </w:rPr>
-              <w:t>Responsável</w:t>
+              <w:t>Proponente</w:t>
             </w:r>
           </w:p>
         </w:tc>
         <w:tc>
           <w:tcPr>
-            <w:tcW w:type="dxa" w:w="6350"/>
+            <w:tcW w:type="dxa" w:w="7257"/>
             <w:tcBorders>
-              <w:top w:val="single" w:sz="8" w:color="B9C6D3"/>
-              <w:left w:val="single" w:sz="8" w:color="B9C6D3"/>
-              <w:bottom w:val="single" w:sz="8" w:color="B9C6D3"/>
-              <w:right w:val="single" w:sz="8" w:color="B9C6D3"/>
+              <w:top w:val="single" w:sz="7" w:color="B8C8D6"/>
+              <w:left w:val="single" w:sz="7" w:color="B8C8D6"/>
+              <w:bottom w:val="single" w:sz="7" w:color="B8C8D6"/>
+              <w:right w:val="single" w:sz="7" w:color="B8C8D6"/>
             </w:tcBorders>
-            <w:vAlign w:val="center"/>
           </w:tcPr>
           <w:p>
             <w:r>
               <w:rPr>
                 <w:sz w:val="18"/>
               </w:rPr>
-              <w:t>{{responsavel}}</w:t>
+              <w:t>PONTO CERTO - Sistema de Gestão de Jornada</w:t>
             </w:r>
           </w:p>
         </w:tc>
@@ -370,44 +179,142 @@
         </w:trPr>
         <w:tc>
           <w:tcPr>
-            <w:tcW w:type="dxa" w:w="2551"/>
+            <w:tcW w:type="dxa" w:w="2381"/>
+            <w:shd w:fill="193E67"/>
             <w:tcBorders>
-              <w:top w:val="single" w:sz="8" w:color="B9C6D3"/>
-              <w:left w:val="single" w:sz="8" w:color="B9C6D3"/>
-              <w:bottom w:val="single" w:sz="8" w:color="B9C6D3"/>
-              <w:right w:val="single" w:sz="8" w:color="B9C6D3"/>
+              <w:top w:val="single" w:sz="7" w:color="B8C8D6"/>
+              <w:left w:val="single" w:sz="7" w:color="B8C8D6"/>
+              <w:bottom w:val="single" w:sz="7" w:color="B8C8D6"/>
+              <w:right w:val="single" w:sz="7" w:color="B8C8D6"/>
             </w:tcBorders>
-            <w:shd w:fill="EAF5F7"/>
-            <w:vAlign w:val="center"/>
           </w:tcPr>
           <w:p>
             <w:r>
               <w:rPr>
                 <w:b/>
-                <w:color w:val="142D5B"/>
+                <w:color w:val="FFFFFF"/>
                 <w:sz w:val="18"/>
               </w:rPr>
-              <w:t>Contato</w:t>
+              <w:t>CNPJ</w:t>
             </w:r>
           </w:p>
         </w:tc>
         <w:tc>
           <w:tcPr>
-            <w:tcW w:type="dxa" w:w="6350"/>
+            <w:tcW w:type="dxa" w:w="7257"/>
             <w:tcBorders>
-              <w:top w:val="single" w:sz="8" w:color="B9C6D3"/>
-              <w:left w:val="single" w:sz="8" w:color="B9C6D3"/>
-              <w:bottom w:val="single" w:sz="8" w:color="B9C6D3"/>
-              <w:right w:val="single" w:sz="8" w:color="B9C6D3"/>
+              <w:top w:val="single" w:sz="7" w:color="B8C8D6"/>
+              <w:left w:val="single" w:sz="7" w:color="B8C8D6"/>
+              <w:bottom w:val="single" w:sz="7" w:color="B8C8D6"/>
+              <w:right w:val="single" w:sz="7" w:color="B8C8D6"/>
             </w:tcBorders>
-            <w:vAlign w:val="center"/>
           </w:tcPr>
           <w:p>
             <w:r>
               <w:rPr>
                 <w:sz w:val="18"/>
               </w:rPr>
-              <w:t>{{email}} · {{telefone}}</w:t>
+              <w:t>67.609.840/0001-27</w:t>
+            </w:r>
+          </w:p>
+        </w:tc>
+      </w:tr>
+    </w:tbl>
+    <w:p>
+      <w:pPr>
+        <w:jc w:val="center"/>
+      </w:pPr>
+      <w:r>
+        <w:rPr>
+          <w:color w:val="606C76"/>
+          <w:sz w:val="17"/>
+        </w:rPr>
+        <w:t>Data: {{data_proposta}}  |  Validade da proposta: {{data_validade}}</w:t>
+      </w:r>
+    </w:p>
+    <w:p>
+      <w:pPr>
+        <w:pStyle w:val="Heading1"/>
+        <w:keepNext/>
+      </w:pPr>
+      <w:r>
+        <w:t>1. Objetivo da proposta</w:t>
+      </w:r>
+    </w:p>
+    <w:p>
+      <w:r>
+        <w:rPr>
+          <w:i w:val="0"/>
+        </w:rPr>
+        <w:t>Disponibilizar à {{empresa_nome}} uma solução moderna para gestão de jornada, controle de ponto e acompanhamento operacional, reduzindo processos manuais, facilitando o fechamento mensal e ampliando a capacidade de prevenção de horas extras, inconsistências e esquecimentos de marcação.</w:t>
+      </w:r>
+    </w:p>
+    <w:p>
+      <w:pPr>
+        <w:pStyle w:val="Heading1"/>
+        <w:keepNext/>
+      </w:pPr>
+      <w:r>
+        <w:t>2. Principais funcionalidades</w:t>
+      </w:r>
+    </w:p>
+    <w:tbl>
+      <w:tblPr>
+        <w:tblW w:type="auto" w:w="0"/>
+        <w:jc w:val="center"/>
+        <w:tblLayout w:type="fixed"/>
+        <w:tblLook w:firstColumn="1" w:firstRow="1" w:lastColumn="0" w:lastRow="0" w:noHBand="0" w:noVBand="1" w:val="04A0"/>
+      </w:tblPr>
+      <w:tblGrid>
+        <w:gridCol w:w="2920"/>
+        <w:gridCol w:w="6775"/>
+      </w:tblGrid>
+      <w:tr>
+        <w:trPr>
+          <w:tblHeader w:val="true"/>
+          <w:cantSplit/>
+        </w:trPr>
+        <w:tc>
+          <w:tcPr>
+            <w:tcW w:type="dxa" w:w="5298"/>
+            <w:shd w:fill="193E67"/>
+            <w:tcBorders>
+              <w:top w:val="single" w:sz="7" w:color="B8C8D6"/>
+              <w:left w:val="single" w:sz="7" w:color="B8C8D6"/>
+              <w:bottom w:val="single" w:sz="7" w:color="B8C8D6"/>
+              <w:right w:val="single" w:sz="7" w:color="B8C8D6"/>
+            </w:tcBorders>
+          </w:tcPr>
+          <w:p>
+            <w:r>
+              <w:rPr>
+                <w:b/>
+                <w:color w:val="FFFFFF"/>
+                <w:sz w:val="17"/>
+              </w:rPr>
+              <w:t>Recurso</w:t>
+            </w:r>
+          </w:p>
+        </w:tc>
+        <w:tc>
+          <w:tcPr>
+            <w:tcW w:type="dxa" w:w="5298"/>
+            <w:shd w:fill="193E67"/>
+            <w:tcBorders>
+              <w:top w:val="single" w:sz="7" w:color="B8C8D6"/>
+              <w:left w:val="single" w:sz="7" w:color="B8C8D6"/>
+              <w:bottom w:val="single" w:sz="7" w:color="B8C8D6"/>
+              <w:right w:val="single" w:sz="7" w:color="B8C8D6"/>
+            </w:tcBorders>
+          </w:tcPr>
+          <w:p>
+            <w:r>
+              <w:rPr>
+                <w:b/>
+                <w:color w:val="FFFFFF"/>
+                <w:sz w:val="17"/>
+              </w:rPr>
+              <w:t>Descrição</w:t>
             </w:r>
           </w:p>
         </w:tc>
@@ -418,44 +325,42 @@
         </w:trPr>
         <w:tc>
           <w:tcPr>
-            <w:tcW w:type="dxa" w:w="2551"/>
+            <w:tcW w:type="dxa" w:w="2920"/>
             <w:tcBorders>
-              <w:top w:val="single" w:sz="8" w:color="B9C6D3"/>
-              <w:left w:val="single" w:sz="8" w:color="B9C6D3"/>
-              <w:bottom w:val="single" w:sz="8" w:color="B9C6D3"/>
-              <w:right w:val="single" w:sz="8" w:color="B9C6D3"/>
+              <w:top w:val="single" w:sz="7" w:color="B8C8D6"/>
+              <w:left w:val="single" w:sz="7" w:color="B8C8D6"/>
+              <w:bottom w:val="single" w:sz="7" w:color="B8C8D6"/>
+              <w:right w:val="single" w:sz="7" w:color="B8C8D6"/>
             </w:tcBorders>
-            <w:shd w:fill="EAF5F7"/>
-            <w:vAlign w:val="center"/>
+            <w:shd w:fill="EEF4F8"/>
           </w:tcPr>
           <w:p>
             <w:r>
               <w:rPr>
                 <w:b/>
-                <w:color w:val="142D5B"/>
-                <w:sz w:val="18"/>
+                <w:color w:val="193E67"/>
+                <w:sz w:val="16"/>
               </w:rPr>
-              <w:t>Plano contratado</w:t>
+              <w:t>Registro de ponto online/offline</w:t>
             </w:r>
           </w:p>
         </w:tc>
         <w:tc>
           <w:tcPr>
-            <w:tcW w:type="dxa" w:w="6350"/>
+            <w:tcW w:type="dxa" w:w="6775"/>
             <w:tcBorders>
-              <w:top w:val="single" w:sz="8" w:color="B9C6D3"/>
-              <w:left w:val="single" w:sz="8" w:color="B9C6D3"/>
-              <w:bottom w:val="single" w:sz="8" w:color="B9C6D3"/>
-              <w:right w:val="single" w:sz="8" w:color="B9C6D3"/>
+              <w:top w:val="single" w:sz="7" w:color="B8C8D6"/>
+              <w:left w:val="single" w:sz="7" w:color="B8C8D6"/>
+              <w:bottom w:val="single" w:sz="7" w:color="B8C8D6"/>
+              <w:right w:val="single" w:sz="7" w:color="B8C8D6"/>
             </w:tcBorders>
-            <w:vAlign w:val="center"/>
           </w:tcPr>
           <w:p>
             <w:r>
               <w:rPr>
-                <w:sz w:val="18"/>
+                <w:sz w:val="16"/>
               </w:rPr>
-              <w:t>{{plano_nome}}</w:t>
+              <w:t>Marcação com conexão ou sem conexão à internet por aplicativo Android ou PWA para iPhone/iOS, com sincronização imediata e disponibilidade da informação para a gestão.</w:t>
             </w:r>
           </w:p>
         </w:tc>
@@ -466,44 +371,42 @@
         </w:trPr>
         <w:tc>
           <w:tcPr>
-            <w:tcW w:type="dxa" w:w="2551"/>
+            <w:tcW w:type="dxa" w:w="2920"/>
             <w:tcBorders>
-              <w:top w:val="single" w:sz="8" w:color="B9C6D3"/>
-              <w:left w:val="single" w:sz="8" w:color="B9C6D3"/>
-              <w:bottom w:val="single" w:sz="8" w:color="B9C6D3"/>
-              <w:right w:val="single" w:sz="8" w:color="B9C6D3"/>
+              <w:top w:val="single" w:sz="7" w:color="B8C8D6"/>
+              <w:left w:val="single" w:sz="7" w:color="B8C8D6"/>
+              <w:bottom w:val="single" w:sz="7" w:color="B8C8D6"/>
+              <w:right w:val="single" w:sz="7" w:color="B8C8D6"/>
             </w:tcBorders>
-            <w:shd w:fill="EAF5F7"/>
-            <w:vAlign w:val="center"/>
+            <w:shd w:fill="EEF4F8"/>
           </w:tcPr>
           <w:p>
             <w:r>
               <w:rPr>
                 <w:b/>
-                <w:color w:val="142D5B"/>
-                <w:sz w:val="18"/>
+                <w:color w:val="193E67"/>
+                <w:sz w:val="16"/>
               </w:rPr>
-              <w:t>Limite de funcionários</w:t>
+              <w:t>Aplicativo Android</w:t>
             </w:r>
           </w:p>
         </w:tc>
         <w:tc>
           <w:tcPr>
-            <w:tcW w:type="dxa" w:w="6350"/>
+            <w:tcW w:type="dxa" w:w="6775"/>
             <w:tcBorders>
-              <w:top w:val="single" w:sz="8" w:color="B9C6D3"/>
-              <w:left w:val="single" w:sz="8" w:color="B9C6D3"/>
-              <w:bottom w:val="single" w:sz="8" w:color="B9C6D3"/>
-              <w:right w:val="single" w:sz="8" w:color="B9C6D3"/>
+              <w:top w:val="single" w:sz="7" w:color="B8C8D6"/>
+              <w:left w:val="single" w:sz="7" w:color="B8C8D6"/>
+              <w:bottom w:val="single" w:sz="7" w:color="B8C8D6"/>
+              <w:right w:val="single" w:sz="7" w:color="B8C8D6"/>
             </w:tcBorders>
-            <w:vAlign w:val="center"/>
           </w:tcPr>
           <w:p>
             <w:r>
               <w:rPr>
-                <w:sz w:val="18"/>
+                <w:sz w:val="16"/>
               </w:rPr>
-              <w:t>{{limite_funcionarios}}</w:t>
+              <w:t>Aplicativo dedicado para smartphones e tablets Android, permitindo o registro de ponto, captura de foto, localização e demais validações definidas pela empresa.</w:t>
             </w:r>
           </w:p>
         </w:tc>
@@ -514,44 +417,42 @@
         </w:trPr>
         <w:tc>
           <w:tcPr>
-            <w:tcW w:type="dxa" w:w="2551"/>
+            <w:tcW w:type="dxa" w:w="2920"/>
             <w:tcBorders>
-              <w:top w:val="single" w:sz="8" w:color="B9C6D3"/>
-              <w:left w:val="single" w:sz="8" w:color="B9C6D3"/>
-              <w:bottom w:val="single" w:sz="8" w:color="B9C6D3"/>
-              <w:right w:val="single" w:sz="8" w:color="B9C6D3"/>
+              <w:top w:val="single" w:sz="7" w:color="B8C8D6"/>
+              <w:left w:val="single" w:sz="7" w:color="B8C8D6"/>
+              <w:bottom w:val="single" w:sz="7" w:color="B8C8D6"/>
+              <w:right w:val="single" w:sz="7" w:color="B8C8D6"/>
             </w:tcBorders>
-            <w:shd w:fill="EAF5F7"/>
-            <w:vAlign w:val="center"/>
+            <w:shd w:fill="EEF4F8"/>
           </w:tcPr>
           <w:p>
             <w:r>
               <w:rPr>
                 <w:b/>
-                <w:color w:val="142D5B"/>
-                <w:sz w:val="18"/>
+                <w:color w:val="193E67"/>
+                <w:sz w:val="16"/>
               </w:rPr>
-              <w:t>Filiais incluídas</w:t>
+              <w:t>PWA para iPhone / iOS</w:t>
             </w:r>
           </w:p>
         </w:tc>
         <w:tc>
           <w:tcPr>
-            <w:tcW w:type="dxa" w:w="6350"/>
+            <w:tcW w:type="dxa" w:w="6775"/>
             <w:tcBorders>
-              <w:top w:val="single" w:sz="8" w:color="B9C6D3"/>
-              <w:left w:val="single" w:sz="8" w:color="B9C6D3"/>
-              <w:bottom w:val="single" w:sz="8" w:color="B9C6D3"/>
-              <w:right w:val="single" w:sz="8" w:color="B9C6D3"/>
+              <w:top w:val="single" w:sz="7" w:color="B8C8D6"/>
+              <w:left w:val="single" w:sz="7" w:color="B8C8D6"/>
+              <w:bottom w:val="single" w:sz="7" w:color="B8C8D6"/>
+              <w:right w:val="single" w:sz="7" w:color="B8C8D6"/>
             </w:tcBorders>
-            <w:vAlign w:val="center"/>
           </w:tcPr>
           <w:p>
             <w:r>
               <w:rPr>
-                <w:sz w:val="18"/>
+                <w:sz w:val="16"/>
               </w:rPr>
-              <w:t>{{limite_filiais}}</w:t>
+              <w:t>Acesso pelo iPhone por aplicação web progressiva (PWA), instalável na tela inicial, sem necessidade de distribuição pela App Store.</w:t>
             </w:r>
           </w:p>
         </w:tc>
@@ -562,61 +463,289 @@
         </w:trPr>
         <w:tc>
           <w:tcPr>
-            <w:tcW w:type="dxa" w:w="2551"/>
+            <w:tcW w:type="dxa" w:w="2920"/>
             <w:tcBorders>
-              <w:top w:val="single" w:sz="8" w:color="B9C6D3"/>
-              <w:left w:val="single" w:sz="8" w:color="B9C6D3"/>
-              <w:bottom w:val="single" w:sz="8" w:color="B9C6D3"/>
-              <w:right w:val="single" w:sz="8" w:color="B9C6D3"/>
+              <w:top w:val="single" w:sz="7" w:color="B8C8D6"/>
+              <w:left w:val="single" w:sz="7" w:color="B8C8D6"/>
+              <w:bottom w:val="single" w:sz="7" w:color="B8C8D6"/>
+              <w:right w:val="single" w:sz="7" w:color="B8C8D6"/>
             </w:tcBorders>
-            <w:shd w:fill="EAF5F7"/>
-            <w:vAlign w:val="center"/>
+            <w:shd w:fill="EEF4F8"/>
           </w:tcPr>
           <w:p>
             <w:r>
               <w:rPr>
                 <w:b/>
-                <w:color w:val="142D5B"/>
-                <w:sz w:val="18"/>
+                <w:color w:val="193E67"/>
+                <w:sz w:val="16"/>
               </w:rPr>
-              <w:t>Prazo de implantação</w:t>
+              <w:t>Registro de ponto offline</w:t>
             </w:r>
           </w:p>
         </w:tc>
         <w:tc>
           <w:tcPr>
-            <w:tcW w:type="dxa" w:w="6350"/>
+            <w:tcW w:type="dxa" w:w="6775"/>
             <w:tcBorders>
-              <w:top w:val="single" w:sz="8" w:color="B9C6D3"/>
-              <w:left w:val="single" w:sz="8" w:color="B9C6D3"/>
-              <w:bottom w:val="single" w:sz="8" w:color="B9C6D3"/>
-              <w:right w:val="single" w:sz="8" w:color="B9C6D3"/>
+              <w:top w:val="single" w:sz="7" w:color="B8C8D6"/>
+              <w:left w:val="single" w:sz="7" w:color="B8C8D6"/>
+              <w:bottom w:val="single" w:sz="7" w:color="B8C8D6"/>
+              <w:right w:val="single" w:sz="7" w:color="B8C8D6"/>
             </w:tcBorders>
-            <w:vAlign w:val="center"/>
           </w:tcPr>
           <w:p>
             <w:r>
               <w:rPr>
-                <w:sz w:val="18"/>
+                <w:sz w:val="16"/>
               </w:rPr>
-              <w:t>{{prazo_implantacao}} dias</w:t>
+              <w:t>Possibilidade de registrar marcações quando não houver conexão, com armazenamento local e sincronização automática quando a conectividade for restabelecida, preservando o horário original.</w:t>
+            </w:r>
+          </w:p>
+        </w:tc>
+      </w:tr>
+      <w:tr>
+        <w:trPr>
+          <w:cantSplit/>
+        </w:trPr>
+        <w:tc>
+          <w:tcPr>
+            <w:tcW w:type="dxa" w:w="2920"/>
+            <w:tcBorders>
+              <w:top w:val="single" w:sz="7" w:color="B8C8D6"/>
+              <w:left w:val="single" w:sz="7" w:color="B8C8D6"/>
+              <w:bottom w:val="single" w:sz="7" w:color="B8C8D6"/>
+              <w:right w:val="single" w:sz="7" w:color="B8C8D6"/>
+            </w:tcBorders>
+            <w:shd w:fill="EEF4F8"/>
+          </w:tcPr>
+          <w:p>
+            <w:r>
+              <w:rPr>
+                <w:b/>
+                <w:color w:val="193E67"/>
+                <w:sz w:val="16"/>
+              </w:rPr>
+              <w:t>Geolocalização e geofencing</w:t>
+            </w:r>
+          </w:p>
+        </w:tc>
+        <w:tc>
+          <w:tcPr>
+            <w:tcW w:type="dxa" w:w="6775"/>
+            <w:tcBorders>
+              <w:top w:val="single" w:sz="7" w:color="B8C8D6"/>
+              <w:left w:val="single" w:sz="7" w:color="B8C8D6"/>
+              <w:bottom w:val="single" w:sz="7" w:color="B8C8D6"/>
+              <w:right w:val="single" w:sz="7" w:color="B8C8D6"/>
+            </w:tcBorders>
+          </w:tcPr>
+          <w:p>
+            <w:r>
+              <w:rPr>
+                <w:sz w:val="16"/>
+              </w:rPr>
+              <w:t>Captura da localização no momento do registro e validação de distância em relação ao local de trabalho cadastrado, com raio configurável.</w:t>
+            </w:r>
+          </w:p>
+        </w:tc>
+      </w:tr>
+      <w:tr>
+        <w:trPr>
+          <w:cantSplit/>
+        </w:trPr>
+        <w:tc>
+          <w:tcPr>
+            <w:tcW w:type="dxa" w:w="2920"/>
+            <w:tcBorders>
+              <w:top w:val="single" w:sz="7" w:color="B8C8D6"/>
+              <w:left w:val="single" w:sz="7" w:color="B8C8D6"/>
+              <w:bottom w:val="single" w:sz="7" w:color="B8C8D6"/>
+              <w:right w:val="single" w:sz="7" w:color="B8C8D6"/>
+            </w:tcBorders>
+            <w:shd w:fill="EEF4F8"/>
+          </w:tcPr>
+          <w:p>
+            <w:r>
+              <w:rPr>
+                <w:b/>
+                <w:color w:val="193E67"/>
+                <w:sz w:val="16"/>
+              </w:rPr>
+              <w:t>Registro fotográfico</w:t>
+            </w:r>
+          </w:p>
+        </w:tc>
+        <w:tc>
+          <w:tcPr>
+            <w:tcW w:type="dxa" w:w="6775"/>
+            <w:tcBorders>
+              <w:top w:val="single" w:sz="7" w:color="B8C8D6"/>
+              <w:left w:val="single" w:sz="7" w:color="B8C8D6"/>
+              <w:bottom w:val="single" w:sz="7" w:color="B8C8D6"/>
+              <w:right w:val="single" w:sz="7" w:color="B8C8D6"/>
+            </w:tcBorders>
+          </w:tcPr>
+          <w:p>
+            <w:r>
+              <w:rPr>
+                <w:sz w:val="16"/>
+              </w:rPr>
+              <w:t>Captura de foto do colaborador no momento da marcação, com visualização da câmera, pré-visualização da foto e opção de refazer antes da confirmação.</w:t>
+            </w:r>
+          </w:p>
+        </w:tc>
+      </w:tr>
+      <w:tr>
+        <w:trPr>
+          <w:cantSplit/>
+        </w:trPr>
+        <w:tc>
+          <w:tcPr>
+            <w:tcW w:type="dxa" w:w="2920"/>
+            <w:tcBorders>
+              <w:top w:val="single" w:sz="7" w:color="B8C8D6"/>
+              <w:left w:val="single" w:sz="7" w:color="B8C8D6"/>
+              <w:bottom w:val="single" w:sz="7" w:color="B8C8D6"/>
+              <w:right w:val="single" w:sz="7" w:color="B8C8D6"/>
+            </w:tcBorders>
+            <w:shd w:fill="EEF4F8"/>
+          </w:tcPr>
+          <w:p>
+            <w:r>
+              <w:rPr>
+                <w:b/>
+                <w:color w:val="193E67"/>
+                <w:sz w:val="16"/>
+              </w:rPr>
+              <w:t>Biometria do dispositivo</w:t>
+            </w:r>
+          </w:p>
+        </w:tc>
+        <w:tc>
+          <w:tcPr>
+            <w:tcW w:type="dxa" w:w="6775"/>
+            <w:tcBorders>
+              <w:top w:val="single" w:sz="7" w:color="B8C8D6"/>
+              <w:left w:val="single" w:sz="7" w:color="B8C8D6"/>
+              <w:bottom w:val="single" w:sz="7" w:color="B8C8D6"/>
+              <w:right w:val="single" w:sz="7" w:color="B8C8D6"/>
+            </w:tcBorders>
+          </w:tcPr>
+          <w:p>
+            <w:r>
+              <w:rPr>
+                <w:sz w:val="16"/>
+              </w:rPr>
+              <w:t>Validação por biometria disponível no próprio aparelho do colaborador, com possibilidade de habilitar ou desabilitar a exigência individualmente.</w:t>
+            </w:r>
+          </w:p>
+        </w:tc>
+      </w:tr>
+      <w:tr>
+        <w:trPr>
+          <w:cantSplit/>
+        </w:trPr>
+        <w:tc>
+          <w:tcPr>
+            <w:tcW w:type="dxa" w:w="2920"/>
+            <w:tcBorders>
+              <w:top w:val="single" w:sz="7" w:color="B8C8D6"/>
+              <w:left w:val="single" w:sz="7" w:color="B8C8D6"/>
+              <w:bottom w:val="single" w:sz="7" w:color="B8C8D6"/>
+              <w:right w:val="single" w:sz="7" w:color="B8C8D6"/>
+            </w:tcBorders>
+            <w:shd w:fill="EEF4F8"/>
+          </w:tcPr>
+          <w:p>
+            <w:r>
+              <w:rPr>
+                <w:b/>
+                <w:color w:val="193E67"/>
+                <w:sz w:val="16"/>
+              </w:rPr>
+              <w:t>Vinculação de dispositivo</w:t>
+            </w:r>
+          </w:p>
+        </w:tc>
+        <w:tc>
+          <w:tcPr>
+            <w:tcW w:type="dxa" w:w="6775"/>
+            <w:tcBorders>
+              <w:top w:val="single" w:sz="7" w:color="B8C8D6"/>
+              <w:left w:val="single" w:sz="7" w:color="B8C8D6"/>
+              <w:bottom w:val="single" w:sz="7" w:color="B8C8D6"/>
+              <w:right w:val="single" w:sz="7" w:color="B8C8D6"/>
+            </w:tcBorders>
+          </w:tcPr>
+          <w:p>
+            <w:r>
+              <w:rPr>
+                <w:sz w:val="16"/>
+              </w:rPr>
+              <w:t>Controle do aparelho autorizado para utilização por cada funcionário, conforme regras definidas pela empresa.</w:t>
+            </w:r>
+          </w:p>
+        </w:tc>
+      </w:tr>
+      <w:tr>
+        <w:trPr>
+          <w:cantSplit/>
+        </w:trPr>
+        <w:tc>
+          <w:tcPr>
+            <w:tcW w:type="dxa" w:w="2920"/>
+            <w:tcBorders>
+              <w:top w:val="single" w:sz="7" w:color="B8C8D6"/>
+              <w:left w:val="single" w:sz="7" w:color="B8C8D6"/>
+              <w:bottom w:val="single" w:sz="7" w:color="B8C8D6"/>
+              <w:right w:val="single" w:sz="7" w:color="B8C8D6"/>
+            </w:tcBorders>
+            <w:shd w:fill="EEF4F8"/>
+          </w:tcPr>
+          <w:p>
+            <w:r>
+              <w:rPr>
+                <w:b/>
+                <w:color w:val="193E67"/>
+                <w:sz w:val="16"/>
+              </w:rPr>
+              <w:t>Gestão de escalas e jornadas</w:t>
+            </w:r>
+          </w:p>
+        </w:tc>
+        <w:tc>
+          <w:tcPr>
+            <w:tcW w:type="dxa" w:w="6775"/>
+            <w:tcBorders>
+              <w:top w:val="single" w:sz="7" w:color="B8C8D6"/>
+              <w:left w:val="single" w:sz="7" w:color="B8C8D6"/>
+              <w:bottom w:val="single" w:sz="7" w:color="B8C8D6"/>
+              <w:right w:val="single" w:sz="7" w:color="B8C8D6"/>
+            </w:tcBorders>
+          </w:tcPr>
+          <w:p>
+            <w:r>
+              <w:rPr>
+                <w:sz w:val="16"/>
+              </w:rPr>
+              <w:t>Cadastro de horários, jornadas, intervalos, tolerâncias e regras de marcação, com acompanhamento de ocorrências.</w:t>
             </w:r>
           </w:p>
         </w:tc>
       </w:tr>
     </w:tbl>
-    <w:p/>
+    <w:p>
+      <w:r>
+        <w:br w:type="page"/>
+      </w:r>
+    </w:p>
     <w:p>
       <w:pPr>
         <w:pStyle w:val="Heading1"/>
+        <w:keepNext/>
       </w:pPr>
       <w:r>
-        <w:t>3. Recursos contemplados</w:t>
-      </w:r>
-    </w:p>
-    <w:p>
-      <w:r>
-        <w:t>Os recursos abaixo correspondem à configuração comercial desta proposta e servirão como referência para a contratação.</w:t>
+        <w:t>2. Principais funcionalidades - continuação</w:t>
       </w:r>
     </w:p>
     <w:tbl>
@@ -627,53 +756,55 @@
         <w:tblLook w:firstColumn="1" w:firstRow="1" w:lastColumn="0" w:lastRow="0" w:noHBand="0" w:noVBand="1" w:val="04A0"/>
       </w:tblPr>
       <w:tblGrid>
-        <w:gridCol w:w="5270"/>
-        <w:gridCol w:w="5270"/>
+        <w:gridCol w:w="2920"/>
+        <w:gridCol w:w="6775"/>
       </w:tblGrid>
       <w:tr>
         <w:trPr>
+          <w:tblHeader w:val="true"/>
           <w:cantSplit/>
         </w:trPr>
         <w:tc>
           <w:tcPr>
-            <w:tcW w:type="dxa" w:w="2551"/>
+            <w:tcW w:type="dxa" w:w="5298"/>
+            <w:shd w:fill="193E67"/>
             <w:tcBorders>
-              <w:top w:val="single" w:sz="8" w:color="B9C6D3"/>
-              <w:left w:val="single" w:sz="8" w:color="B9C6D3"/>
-              <w:bottom w:val="single" w:sz="8" w:color="B9C6D3"/>
-              <w:right w:val="single" w:sz="8" w:color="B9C6D3"/>
+              <w:top w:val="single" w:sz="7" w:color="B8C8D6"/>
+              <w:left w:val="single" w:sz="7" w:color="B8C8D6"/>
+              <w:bottom w:val="single" w:sz="7" w:color="B8C8D6"/>
+              <w:right w:val="single" w:sz="7" w:color="B8C8D6"/>
             </w:tcBorders>
-            <w:shd w:fill="EAF5F7"/>
-            <w:vAlign w:val="center"/>
           </w:tcPr>
           <w:p>
             <w:r>
               <w:rPr>
                 <w:b/>
-                <w:color w:val="142D5B"/>
-                <w:sz w:val="18"/>
+                <w:color w:val="FFFFFF"/>
+                <w:sz w:val="17"/>
               </w:rPr>
-              <w:t>Recursos contratados</w:t>
+              <w:t>Recurso</w:t>
             </w:r>
           </w:p>
         </w:tc>
         <w:tc>
           <w:tcPr>
-            <w:tcW w:type="dxa" w:w="6350"/>
+            <w:tcW w:type="dxa" w:w="5298"/>
+            <w:shd w:fill="193E67"/>
             <w:tcBorders>
-              <w:top w:val="single" w:sz="8" w:color="B9C6D3"/>
-              <w:left w:val="single" w:sz="8" w:color="B9C6D3"/>
-              <w:bottom w:val="single" w:sz="8" w:color="B9C6D3"/>
-              <w:right w:val="single" w:sz="8" w:color="B9C6D3"/>
+              <w:top w:val="single" w:sz="7" w:color="B8C8D6"/>
+              <w:left w:val="single" w:sz="7" w:color="B8C8D6"/>
+              <w:bottom w:val="single" w:sz="7" w:color="B8C8D6"/>
+              <w:right w:val="single" w:sz="7" w:color="B8C8D6"/>
             </w:tcBorders>
-            <w:vAlign w:val="center"/>
           </w:tcPr>
           <w:p>
             <w:r>
               <w:rPr>
-                <w:sz w:val="18"/>
+                <w:b/>
+                <w:color w:val="FFFFFF"/>
+                <w:sz w:val="17"/>
               </w:rPr>
-              <w:t>{{recursos}}</w:t>
+              <w:t>Descrição</w:t>
             </w:r>
           </w:p>
         </w:tc>
@@ -684,306 +815,1305 @@
         </w:trPr>
         <w:tc>
           <w:tcPr>
-            <w:tcW w:type="dxa" w:w="2551"/>
+            <w:tcW w:type="dxa" w:w="2920"/>
             <w:tcBorders>
-              <w:top w:val="single" w:sz="8" w:color="B9C6D3"/>
-              <w:left w:val="single" w:sz="8" w:color="B9C6D3"/>
-              <w:bottom w:val="single" w:sz="8" w:color="B9C6D3"/>
-              <w:right w:val="single" w:sz="8" w:color="B9C6D3"/>
+              <w:top w:val="single" w:sz="7" w:color="B8C8D6"/>
+              <w:left w:val="single" w:sz="7" w:color="B8C8D6"/>
+              <w:bottom w:val="single" w:sz="7" w:color="B8C8D6"/>
+              <w:right w:val="single" w:sz="7" w:color="B8C8D6"/>
             </w:tcBorders>
-            <w:shd w:fill="EAF5F7"/>
-            <w:vAlign w:val="center"/>
+            <w:shd w:fill="EEF4F8"/>
           </w:tcPr>
           <w:p>
             <w:r>
               <w:rPr>
                 <w:b/>
-                <w:color w:val="142D5B"/>
-                <w:sz w:val="18"/>
+                <w:color w:val="193E67"/>
+                <w:sz w:val="16"/>
               </w:rPr>
-              <w:t>Observações comerciais</w:t>
+              <w:t>Espelho e relatórios de ponto</w:t>
             </w:r>
           </w:p>
         </w:tc>
         <w:tc>
           <w:tcPr>
-            <w:tcW w:type="dxa" w:w="6350"/>
+            <w:tcW w:type="dxa" w:w="6775"/>
             <w:tcBorders>
-              <w:top w:val="single" w:sz="8" w:color="B9C6D3"/>
-              <w:left w:val="single" w:sz="8" w:color="B9C6D3"/>
-              <w:bottom w:val="single" w:sz="8" w:color="B9C6D3"/>
-              <w:right w:val="single" w:sz="8" w:color="B9C6D3"/>
+              <w:top w:val="single" w:sz="7" w:color="B8C8D6"/>
+              <w:left w:val="single" w:sz="7" w:color="B8C8D6"/>
+              <w:bottom w:val="single" w:sz="7" w:color="B8C8D6"/>
+              <w:right w:val="single" w:sz="7" w:color="B8C8D6"/>
             </w:tcBorders>
-            <w:vAlign w:val="center"/>
           </w:tcPr>
           <w:p>
             <w:r>
               <w:rPr>
-                <w:sz w:val="18"/>
+                <w:sz w:val="16"/>
               </w:rPr>
-              <w:t>{{observacoes}}</w:t>
+              <w:t>Consulta por funcionário, período, setor e empresa, com visualização das marcações, atrasos, ausências, horas trabalhadas e horas extras.</w:t>
+            </w:r>
+          </w:p>
+        </w:tc>
+      </w:tr>
+      <w:tr>
+        <w:trPr>
+          <w:cantSplit/>
+        </w:trPr>
+        <w:tc>
+          <w:tcPr>
+            <w:tcW w:type="dxa" w:w="2920"/>
+            <w:tcBorders>
+              <w:top w:val="single" w:sz="7" w:color="B8C8D6"/>
+              <w:left w:val="single" w:sz="7" w:color="B8C8D6"/>
+              <w:bottom w:val="single" w:sz="7" w:color="B8C8D6"/>
+              <w:right w:val="single" w:sz="7" w:color="B8C8D6"/>
+            </w:tcBorders>
+            <w:shd w:fill="EEF4F8"/>
+          </w:tcPr>
+          <w:p>
+            <w:r>
+              <w:rPr>
+                <w:b/>
+                <w:color w:val="193E67"/>
+                <w:sz w:val="16"/>
+              </w:rPr>
+              <w:t>Tratamento de inconsistências</w:t>
+            </w:r>
+          </w:p>
+        </w:tc>
+        <w:tc>
+          <w:tcPr>
+            <w:tcW w:type="dxa" w:w="6775"/>
+            <w:tcBorders>
+              <w:top w:val="single" w:sz="7" w:color="B8C8D6"/>
+              <w:left w:val="single" w:sz="7" w:color="B8C8D6"/>
+              <w:bottom w:val="single" w:sz="7" w:color="B8C8D6"/>
+              <w:right w:val="single" w:sz="7" w:color="B8C8D6"/>
+            </w:tcBorders>
+          </w:tcPr>
+          <w:p>
+            <w:r>
+              <w:rPr>
+                <w:sz w:val="16"/>
+              </w:rPr>
+              <w:t>Identificação de marcações ausentes, divergências de jornada e ocorrências que necessitem de conferência pelo gestor ou Departamento Pessoal.</w:t>
+            </w:r>
+          </w:p>
+        </w:tc>
+      </w:tr>
+      <w:tr>
+        <w:trPr>
+          <w:cantSplit/>
+        </w:trPr>
+        <w:tc>
+          <w:tcPr>
+            <w:tcW w:type="dxa" w:w="2920"/>
+            <w:tcBorders>
+              <w:top w:val="single" w:sz="7" w:color="B8C8D6"/>
+              <w:left w:val="single" w:sz="7" w:color="B8C8D6"/>
+              <w:bottom w:val="single" w:sz="7" w:color="B8C8D6"/>
+              <w:right w:val="single" w:sz="7" w:color="B8C8D6"/>
+            </w:tcBorders>
+            <w:shd w:fill="EEF4F8"/>
+          </w:tcPr>
+          <w:p>
+            <w:r>
+              <w:rPr>
+                <w:b/>
+                <w:color w:val="193E67"/>
+                <w:sz w:val="16"/>
+              </w:rPr>
+              <w:t>Acesso multiempresa e multiusuário</w:t>
+            </w:r>
+          </w:p>
+        </w:tc>
+        <w:tc>
+          <w:tcPr>
+            <w:tcW w:type="dxa" w:w="6775"/>
+            <w:tcBorders>
+              <w:top w:val="single" w:sz="7" w:color="B8C8D6"/>
+              <w:left w:val="single" w:sz="7" w:color="B8C8D6"/>
+              <w:bottom w:val="single" w:sz="7" w:color="B8C8D6"/>
+              <w:right w:val="single" w:sz="7" w:color="B8C8D6"/>
+            </w:tcBorders>
+          </w:tcPr>
+          <w:p>
+            <w:r>
+              <w:rPr>
+                <w:sz w:val="16"/>
+              </w:rPr>
+              <w:t>Estrutura multi-tenant para separar dados por empresa, com perfis administrativos e acessos distintos para gestão local e administração.</w:t>
+            </w:r>
+          </w:p>
+        </w:tc>
+      </w:tr>
+      <w:tr>
+        <w:trPr>
+          <w:cantSplit/>
+        </w:trPr>
+        <w:tc>
+          <w:tcPr>
+            <w:tcW w:type="dxa" w:w="2920"/>
+            <w:tcBorders>
+              <w:top w:val="single" w:sz="7" w:color="B8C8D6"/>
+              <w:left w:val="single" w:sz="7" w:color="B8C8D6"/>
+              <w:bottom w:val="single" w:sz="7" w:color="B8C8D6"/>
+              <w:right w:val="single" w:sz="7" w:color="B8C8D6"/>
+            </w:tcBorders>
+            <w:shd w:fill="EEF4F8"/>
+          </w:tcPr>
+          <w:p>
+            <w:r>
+              <w:rPr>
+                <w:b/>
+                <w:color w:val="193E67"/>
+                <w:sz w:val="16"/>
+              </w:rPr>
+              <w:t>Dashboard gerencial</w:t>
+            </w:r>
+          </w:p>
+        </w:tc>
+        <w:tc>
+          <w:tcPr>
+            <w:tcW w:type="dxa" w:w="6775"/>
+            <w:tcBorders>
+              <w:top w:val="single" w:sz="7" w:color="B8C8D6"/>
+              <w:left w:val="single" w:sz="7" w:color="B8C8D6"/>
+              <w:bottom w:val="single" w:sz="7" w:color="B8C8D6"/>
+              <w:right w:val="single" w:sz="7" w:color="B8C8D6"/>
+            </w:tcBorders>
+          </w:tcPr>
+          <w:p>
+            <w:r>
+              <w:rPr>
+                <w:sz w:val="16"/>
+              </w:rPr>
+              <w:t>Visão consolidada da operação, indicadores de marcação, pendências e eventos relevantes para acompanhamento diário.</w:t>
+            </w:r>
+          </w:p>
+        </w:tc>
+      </w:tr>
+      <w:tr>
+        <w:trPr>
+          <w:cantSplit/>
+        </w:trPr>
+        <w:tc>
+          <w:tcPr>
+            <w:tcW w:type="dxa" w:w="2920"/>
+            <w:tcBorders>
+              <w:top w:val="single" w:sz="7" w:color="B8C8D6"/>
+              <w:left w:val="single" w:sz="7" w:color="B8C8D6"/>
+              <w:bottom w:val="single" w:sz="7" w:color="B8C8D6"/>
+              <w:right w:val="single" w:sz="7" w:color="B8C8D6"/>
+            </w:tcBorders>
+            <w:shd w:fill="EEF4F8"/>
+          </w:tcPr>
+          <w:p>
+            <w:r>
+              <w:rPr>
+                <w:b/>
+                <w:color w:val="193E67"/>
+                <w:sz w:val="16"/>
+              </w:rPr>
+              <w:t>Exportação de dados</w:t>
+            </w:r>
+          </w:p>
+        </w:tc>
+        <w:tc>
+          <w:tcPr>
+            <w:tcW w:type="dxa" w:w="6775"/>
+            <w:tcBorders>
+              <w:top w:val="single" w:sz="7" w:color="B8C8D6"/>
+              <w:left w:val="single" w:sz="7" w:color="B8C8D6"/>
+              <w:bottom w:val="single" w:sz="7" w:color="B8C8D6"/>
+              <w:right w:val="single" w:sz="7" w:color="B8C8D6"/>
+            </w:tcBorders>
+          </w:tcPr>
+          <w:p>
+            <w:r>
+              <w:rPr>
+                <w:sz w:val="16"/>
+              </w:rPr>
+              <w:t>Geração de arquivos para utilização em rotinas de folha, contabilidade e gestão, reduzindo a necessidade de redigitação manual.</w:t>
+            </w:r>
+          </w:p>
+        </w:tc>
+      </w:tr>
+      <w:tr>
+        <w:trPr>
+          <w:cantSplit/>
+        </w:trPr>
+        <w:tc>
+          <w:tcPr>
+            <w:tcW w:type="dxa" w:w="2920"/>
+            <w:tcBorders>
+              <w:top w:val="single" w:sz="7" w:color="B8C8D6"/>
+              <w:left w:val="single" w:sz="7" w:color="B8C8D6"/>
+              <w:bottom w:val="single" w:sz="7" w:color="B8C8D6"/>
+              <w:right w:val="single" w:sz="7" w:color="B8C8D6"/>
+            </w:tcBorders>
+            <w:shd w:fill="EEF4F8"/>
+          </w:tcPr>
+          <w:p>
+            <w:r>
+              <w:rPr>
+                <w:b/>
+                <w:color w:val="193E67"/>
+                <w:sz w:val="16"/>
+              </w:rPr>
+              <w:t>Proteção contra marcações duplicadas</w:t>
+            </w:r>
+          </w:p>
+        </w:tc>
+        <w:tc>
+          <w:tcPr>
+            <w:tcW w:type="dxa" w:w="6775"/>
+            <w:tcBorders>
+              <w:top w:val="single" w:sz="7" w:color="B8C8D6"/>
+              <w:left w:val="single" w:sz="7" w:color="B8C8D6"/>
+              <w:bottom w:val="single" w:sz="7" w:color="B8C8D6"/>
+              <w:right w:val="single" w:sz="7" w:color="B8C8D6"/>
+            </w:tcBorders>
+          </w:tcPr>
+          <w:p>
+            <w:r>
+              <w:rPr>
+                <w:sz w:val="16"/>
+              </w:rPr>
+              <w:t>Validação no aplicativo e novamente no servidor para impedir duplicidade de eventos na mesma jornada, inclusive nas marcações offline.</w:t>
+            </w:r>
+          </w:p>
+        </w:tc>
+      </w:tr>
+      <w:tr>
+        <w:trPr>
+          <w:cantSplit/>
+        </w:trPr>
+        <w:tc>
+          <w:tcPr>
+            <w:tcW w:type="dxa" w:w="2920"/>
+            <w:tcBorders>
+              <w:top w:val="single" w:sz="7" w:color="B8C8D6"/>
+              <w:left w:val="single" w:sz="7" w:color="B8C8D6"/>
+              <w:bottom w:val="single" w:sz="7" w:color="B8C8D6"/>
+              <w:right w:val="single" w:sz="7" w:color="B8C8D6"/>
+            </w:tcBorders>
+            <w:shd w:fill="EEF4F8"/>
+          </w:tcPr>
+          <w:p>
+            <w:r>
+              <w:rPr>
+                <w:b/>
+                <w:color w:val="193E67"/>
+                <w:sz w:val="16"/>
+              </w:rPr>
+              <w:t>Sincronização automática do ponto offline</w:t>
+            </w:r>
+          </w:p>
+        </w:tc>
+        <w:tc>
+          <w:tcPr>
+            <w:tcW w:type="dxa" w:w="6775"/>
+            <w:tcBorders>
+              <w:top w:val="single" w:sz="7" w:color="B8C8D6"/>
+              <w:left w:val="single" w:sz="7" w:color="B8C8D6"/>
+              <w:bottom w:val="single" w:sz="7" w:color="B8C8D6"/>
+              <w:right w:val="single" w:sz="7" w:color="B8C8D6"/>
+            </w:tcBorders>
+          </w:tcPr>
+          <w:p>
+            <w:r>
+              <w:rPr>
+                <w:sz w:val="16"/>
+              </w:rPr>
+              <w:t>Envio automático das marcações pendentes quando a internet retorna, preservando o horário original da captura e evitando duplicidade durante a sincronização.</w:t>
+            </w:r>
+          </w:p>
+        </w:tc>
+      </w:tr>
+      <w:tr>
+        <w:trPr>
+          <w:cantSplit/>
+        </w:trPr>
+        <w:tc>
+          <w:tcPr>
+            <w:tcW w:type="dxa" w:w="2920"/>
+            <w:tcBorders>
+              <w:top w:val="single" w:sz="7" w:color="B8C8D6"/>
+              <w:left w:val="single" w:sz="7" w:color="B8C8D6"/>
+              <w:bottom w:val="single" w:sz="7" w:color="B8C8D6"/>
+              <w:right w:val="single" w:sz="7" w:color="B8C8D6"/>
+            </w:tcBorders>
+            <w:shd w:fill="EEF4F8"/>
+          </w:tcPr>
+          <w:p>
+            <w:r>
+              <w:rPr>
+                <w:b/>
+                <w:color w:val="193E67"/>
+                <w:sz w:val="16"/>
+              </w:rPr>
+              <w:t>Alertas preventivos de marcação</w:t>
+            </w:r>
+          </w:p>
+        </w:tc>
+        <w:tc>
+          <w:tcPr>
+            <w:tcW w:type="dxa" w:w="6775"/>
+            <w:tcBorders>
+              <w:top w:val="single" w:sz="7" w:color="B8C8D6"/>
+              <w:left w:val="single" w:sz="7" w:color="B8C8D6"/>
+              <w:bottom w:val="single" w:sz="7" w:color="B8C8D6"/>
+              <w:right w:val="single" w:sz="7" w:color="B8C8D6"/>
+            </w:tcBorders>
+          </w:tcPr>
+          <w:p>
+            <w:r>
+              <w:rPr>
+                <w:sz w:val="16"/>
+              </w:rPr>
+              <w:t>Lembretes automáticos antes da próxima batida prevista, inclusive alerta configurável com antecedência.</w:t>
+            </w:r>
+          </w:p>
+        </w:tc>
+      </w:tr>
+      <w:tr>
+        <w:trPr>
+          <w:cantSplit/>
+        </w:trPr>
+        <w:tc>
+          <w:tcPr>
+            <w:tcW w:type="dxa" w:w="2920"/>
+            <w:tcBorders>
+              <w:top w:val="single" w:sz="7" w:color="B8C8D6"/>
+              <w:left w:val="single" w:sz="7" w:color="B8C8D6"/>
+              <w:bottom w:val="single" w:sz="7" w:color="B8C8D6"/>
+              <w:right w:val="single" w:sz="7" w:color="B8C8D6"/>
+            </w:tcBorders>
+            <w:shd w:fill="EEF4F8"/>
+          </w:tcPr>
+          <w:p>
+            <w:r>
+              <w:rPr>
+                <w:b/>
+                <w:color w:val="193E67"/>
+                <w:sz w:val="16"/>
+              </w:rPr>
+              <w:t>Gestão de horas extras por grupo e funcionário</w:t>
+            </w:r>
+          </w:p>
+        </w:tc>
+        <w:tc>
+          <w:tcPr>
+            <w:tcW w:type="dxa" w:w="6775"/>
+            <w:tcBorders>
+              <w:top w:val="single" w:sz="7" w:color="B8C8D6"/>
+              <w:left w:val="single" w:sz="7" w:color="B8C8D6"/>
+              <w:bottom w:val="single" w:sz="7" w:color="B8C8D6"/>
+              <w:right w:val="single" w:sz="7" w:color="B8C8D6"/>
+            </w:tcBorders>
+          </w:tcPr>
+          <w:p>
+            <w:r>
+              <w:rPr>
+                <w:sz w:val="16"/>
+              </w:rPr>
+              <w:t>Definição de referência de horas extras por grupo de colaboradores, com possibilidade de regra individual prioritária e acompanhamento do acumulado mensal.</w:t>
+            </w:r>
+          </w:p>
+        </w:tc>
+      </w:tr>
+      <w:tr>
+        <w:trPr>
+          <w:cantSplit/>
+        </w:trPr>
+        <w:tc>
+          <w:tcPr>
+            <w:tcW w:type="dxa" w:w="2920"/>
+            <w:tcBorders>
+              <w:top w:val="single" w:sz="7" w:color="B8C8D6"/>
+              <w:left w:val="single" w:sz="7" w:color="B8C8D6"/>
+              <w:bottom w:val="single" w:sz="7" w:color="B8C8D6"/>
+              <w:right w:val="single" w:sz="7" w:color="B8C8D6"/>
+            </w:tcBorders>
+            <w:shd w:fill="EEF4F8"/>
+          </w:tcPr>
+          <w:p>
+            <w:r>
+              <w:rPr>
+                <w:b/>
+                <w:color w:val="193E67"/>
+                <w:sz w:val="16"/>
+              </w:rPr>
+              <w:t>Alertas de horas extras via WhatsApp</w:t>
+            </w:r>
+          </w:p>
+        </w:tc>
+        <w:tc>
+          <w:tcPr>
+            <w:tcW w:type="dxa" w:w="6775"/>
+            <w:tcBorders>
+              <w:top w:val="single" w:sz="7" w:color="B8C8D6"/>
+              <w:left w:val="single" w:sz="7" w:color="B8C8D6"/>
+              <w:bottom w:val="single" w:sz="7" w:color="B8C8D6"/>
+              <w:right w:val="single" w:sz="7" w:color="B8C8D6"/>
+            </w:tcBorders>
+          </w:tcPr>
+          <w:p>
+            <w:r>
+              <w:rPr>
+                <w:sz w:val="16"/>
+              </w:rPr>
+              <w:t>Notificações automáticas em marcos de 50%, 100% e ultrapassagem da referência, com consolidação dos avisos quando vários marcos forem atingidos simultaneamente.</w:t>
+            </w:r>
+          </w:p>
+        </w:tc>
+      </w:tr>
+      <w:tr>
+        <w:trPr>
+          <w:cantSplit/>
+        </w:trPr>
+        <w:tc>
+          <w:tcPr>
+            <w:tcW w:type="dxa" w:w="2920"/>
+            <w:tcBorders>
+              <w:top w:val="single" w:sz="7" w:color="B8C8D6"/>
+              <w:left w:val="single" w:sz="7" w:color="B8C8D6"/>
+              <w:bottom w:val="single" w:sz="7" w:color="B8C8D6"/>
+              <w:right w:val="single" w:sz="7" w:color="B8C8D6"/>
+            </w:tcBorders>
+            <w:shd w:fill="EEF4F8"/>
+          </w:tcPr>
+          <w:p>
+            <w:r>
+              <w:rPr>
+                <w:b/>
+                <w:color w:val="193E67"/>
+                <w:sz w:val="16"/>
+              </w:rPr>
+              <w:t>WhatsApp com múltiplos destinatários</w:t>
+            </w:r>
+          </w:p>
+        </w:tc>
+        <w:tc>
+          <w:tcPr>
+            <w:tcW w:type="dxa" w:w="6775"/>
+            <w:tcBorders>
+              <w:top w:val="single" w:sz="7" w:color="B8C8D6"/>
+              <w:left w:val="single" w:sz="7" w:color="B8C8D6"/>
+              <w:bottom w:val="single" w:sz="7" w:color="B8C8D6"/>
+              <w:right w:val="single" w:sz="7" w:color="B8C8D6"/>
+            </w:tcBorders>
+          </w:tcPr>
+          <w:p>
+            <w:r>
+              <w:rPr>
+                <w:sz w:val="16"/>
+              </w:rPr>
+              <w:t>Cadastro de diversos responsáveis por empresa, permitindo que RH, gestores e demais destinatários recebam os alertas definidos.</w:t>
+            </w:r>
+          </w:p>
+        </w:tc>
+      </w:tr>
+      <w:tr>
+        <w:trPr>
+          <w:cantSplit/>
+        </w:trPr>
+        <w:tc>
+          <w:tcPr>
+            <w:tcW w:type="dxa" w:w="2920"/>
+            <w:tcBorders>
+              <w:top w:val="single" w:sz="7" w:color="B8C8D6"/>
+              <w:left w:val="single" w:sz="7" w:color="B8C8D6"/>
+              <w:bottom w:val="single" w:sz="7" w:color="B8C8D6"/>
+              <w:right w:val="single" w:sz="7" w:color="B8C8D6"/>
+            </w:tcBorders>
+            <w:shd w:fill="EEF4F8"/>
+          </w:tcPr>
+          <w:p>
+            <w:r>
+              <w:rPr>
+                <w:b/>
+                <w:color w:val="193E67"/>
+                <w:sz w:val="16"/>
+              </w:rPr>
+              <w:t>Fila inteligente e controle antiflood</w:t>
+            </w:r>
+          </w:p>
+        </w:tc>
+        <w:tc>
+          <w:tcPr>
+            <w:tcW w:type="dxa" w:w="6775"/>
+            <w:tcBorders>
+              <w:top w:val="single" w:sz="7" w:color="B8C8D6"/>
+              <w:left w:val="single" w:sz="7" w:color="B8C8D6"/>
+              <w:bottom w:val="single" w:sz="7" w:color="B8C8D6"/>
+              <w:right w:val="single" w:sz="7" w:color="B8C8D6"/>
+            </w:tcBorders>
+          </w:tcPr>
+          <w:p>
+            <w:r>
+              <w:rPr>
+                <w:sz w:val="16"/>
+              </w:rPr>
+              <w:t>Fila de envio com espaçamento entre mensagens, consolidação, limite por destinatário, retentativas e validação do número antes do envio.</w:t>
+            </w:r>
+          </w:p>
+        </w:tc>
+      </w:tr>
+      <w:tr>
+        <w:trPr>
+          <w:cantSplit/>
+        </w:trPr>
+        <w:tc>
+          <w:tcPr>
+            <w:tcW w:type="dxa" w:w="2920"/>
+            <w:tcBorders>
+              <w:top w:val="single" w:sz="7" w:color="B8C8D6"/>
+              <w:left w:val="single" w:sz="7" w:color="B8C8D6"/>
+              <w:bottom w:val="single" w:sz="7" w:color="B8C8D6"/>
+              <w:right w:val="single" w:sz="7" w:color="B8C8D6"/>
+            </w:tcBorders>
+            <w:shd w:fill="EEF4F8"/>
+          </w:tcPr>
+          <w:p>
+            <w:r>
+              <w:rPr>
+                <w:b/>
+                <w:color w:val="193E67"/>
+                <w:sz w:val="16"/>
+              </w:rPr>
+              <w:t>Acompanhamento de entrega do WhatsApp</w:t>
+            </w:r>
+          </w:p>
+        </w:tc>
+        <w:tc>
+          <w:tcPr>
+            <w:tcW w:type="dxa" w:w="6775"/>
+            <w:tcBorders>
+              <w:top w:val="single" w:sz="7" w:color="B8C8D6"/>
+              <w:left w:val="single" w:sz="7" w:color="B8C8D6"/>
+              <w:bottom w:val="single" w:sz="7" w:color="B8C8D6"/>
+              <w:right w:val="single" w:sz="7" w:color="B8C8D6"/>
+            </w:tcBorders>
+          </w:tcPr>
+          <w:p>
+            <w:r>
+              <w:rPr>
+                <w:sz w:val="16"/>
+              </w:rPr>
+              <w:t>Monitoramento dos estados da mensagem, incluindo fila, aceite, entrega e leitura, quando disponibilizados pelo serviço de mensageria.</w:t>
+            </w:r>
+          </w:p>
+        </w:tc>
+      </w:tr>
+      <w:tr>
+        <w:trPr>
+          <w:cantSplit/>
+        </w:trPr>
+        <w:tc>
+          <w:tcPr>
+            <w:tcW w:type="dxa" w:w="2920"/>
+            <w:tcBorders>
+              <w:top w:val="single" w:sz="7" w:color="B8C8D6"/>
+              <w:left w:val="single" w:sz="7" w:color="B8C8D6"/>
+              <w:bottom w:val="single" w:sz="7" w:color="B8C8D6"/>
+              <w:right w:val="single" w:sz="7" w:color="B8C8D6"/>
+            </w:tcBorders>
+            <w:shd w:fill="EEF4F8"/>
+          </w:tcPr>
+          <w:p>
+            <w:r>
+              <w:rPr>
+                <w:b/>
+                <w:color w:val="193E67"/>
+                <w:sz w:val="16"/>
+              </w:rPr>
+              <w:t>Logs operacionais por empresa</w:t>
+            </w:r>
+          </w:p>
+        </w:tc>
+        <w:tc>
+          <w:tcPr>
+            <w:tcW w:type="dxa" w:w="6775"/>
+            <w:tcBorders>
+              <w:top w:val="single" w:sz="7" w:color="B8C8D6"/>
+              <w:left w:val="single" w:sz="7" w:color="B8C8D6"/>
+              <w:bottom w:val="single" w:sz="7" w:color="B8C8D6"/>
+              <w:right w:val="single" w:sz="7" w:color="B8C8D6"/>
+            </w:tcBorders>
+          </w:tcPr>
+          <w:p>
+            <w:r>
+              <w:rPr>
+                <w:sz w:val="16"/>
+              </w:rPr>
+              <w:t>Área de logs segregada por empresa para acompanhamento de eventos de WhatsApp, ponto, modo offline, sincronização, API e erros, com filtros por período.</w:t>
+            </w:r>
+          </w:p>
+        </w:tc>
+      </w:tr>
+      <w:tr>
+        <w:trPr>
+          <w:cantSplit/>
+        </w:trPr>
+        <w:tc>
+          <w:tcPr>
+            <w:tcW w:type="dxa" w:w="2920"/>
+            <w:tcBorders>
+              <w:top w:val="single" w:sz="7" w:color="B8C8D6"/>
+              <w:left w:val="single" w:sz="7" w:color="B8C8D6"/>
+              <w:bottom w:val="single" w:sz="7" w:color="B8C8D6"/>
+              <w:right w:val="single" w:sz="7" w:color="B8C8D6"/>
+            </w:tcBorders>
+            <w:shd w:fill="EEF4F8"/>
+          </w:tcPr>
+          <w:p>
+            <w:r>
+              <w:rPr>
+                <w:b/>
+                <w:color w:val="193E67"/>
+                <w:sz w:val="16"/>
+              </w:rPr>
+              <w:t>Retenção e rastreabilidade de logs</w:t>
+            </w:r>
+          </w:p>
+        </w:tc>
+        <w:tc>
+          <w:tcPr>
+            <w:tcW w:type="dxa" w:w="6775"/>
+            <w:tcBorders>
+              <w:top w:val="single" w:sz="7" w:color="B8C8D6"/>
+              <w:left w:val="single" w:sz="7" w:color="B8C8D6"/>
+              <w:bottom w:val="single" w:sz="7" w:color="B8C8D6"/>
+              <w:right w:val="single" w:sz="7" w:color="B8C8D6"/>
+            </w:tcBorders>
+          </w:tcPr>
+          <w:p>
+            <w:r>
+              <w:rPr>
+                <w:sz w:val="16"/>
+              </w:rPr>
+              <w:t>Armazenamento dos logs operacionais por até 90 dias, com níveis de informação, aviso e erro e separação segura entre empresas.</w:t>
+            </w:r>
+          </w:p>
+        </w:tc>
+      </w:tr>
+      <w:tr>
+        <w:trPr>
+          <w:cantSplit/>
+        </w:trPr>
+        <w:tc>
+          <w:tcPr>
+            <w:tcW w:type="dxa" w:w="2920"/>
+            <w:tcBorders>
+              <w:top w:val="single" w:sz="7" w:color="B8C8D6"/>
+              <w:left w:val="single" w:sz="7" w:color="B8C8D6"/>
+              <w:bottom w:val="single" w:sz="7" w:color="B8C8D6"/>
+              <w:right w:val="single" w:sz="7" w:color="B8C8D6"/>
+            </w:tcBorders>
+            <w:shd w:fill="EEF4F8"/>
+          </w:tcPr>
+          <w:p>
+            <w:r>
+              <w:rPr>
+                <w:b/>
+                <w:color w:val="193E67"/>
+                <w:sz w:val="16"/>
+              </w:rPr>
+              <w:t>Ponto remoto configurável</w:t>
+            </w:r>
+          </w:p>
+        </w:tc>
+        <w:tc>
+          <w:tcPr>
+            <w:tcW w:type="dxa" w:w="6775"/>
+            <w:tcBorders>
+              <w:top w:val="single" w:sz="7" w:color="B8C8D6"/>
+              <w:left w:val="single" w:sz="7" w:color="B8C8D6"/>
+              <w:bottom w:val="single" w:sz="7" w:color="B8C8D6"/>
+              <w:right w:val="single" w:sz="7" w:color="B8C8D6"/>
+            </w:tcBorders>
+          </w:tcPr>
+          <w:p>
+            <w:r>
+              <w:rPr>
+                <w:sz w:val="16"/>
+              </w:rPr>
+              <w:t>Possibilidade de habilitar registro remoto conforme política da empresa, com selfie, identificação do dispositivo e regras específicas de segurança para equipes externas.</w:t>
             </w:r>
           </w:p>
         </w:tc>
       </w:tr>
     </w:tbl>
-    <w:p/>
+    <w:p>
+      <w:r>
+        <w:br w:type="page"/>
+      </w:r>
+    </w:p>
     <w:p>
       <w:pPr>
         <w:pStyle w:val="Heading1"/>
+        <w:keepNext/>
       </w:pPr>
       <w:r>
-        <w:t>4. Funcionalidades da plataforma</w:t>
+        <w:t>3. Alertas e automações via WhatsApp</w:t>
+      </w:r>
+    </w:p>
+    <w:p>
+      <w:r>
+        <w:rPr>
+          <w:i w:val="0"/>
+        </w:rPr>
+        <w:t>O PONTO CERTO utiliza notificações e automações para transformar o controle de jornada em uma ferramenta preventiva de gestão. Entre as funcionalidades disponíveis:</w:t>
       </w:r>
     </w:p>
     <w:p>
       <w:pPr>
         <w:pStyle w:val="ListBullet"/>
-        <w:spacing w:after="20"/>
-        <w:ind w:left="198"/>
+        <w:spacing w:after="24"/>
+        <w:ind w:left="238"/>
       </w:pPr>
       <w:r>
         <w:rPr>
-          <w:sz w:val="18"/>
+          <w:sz w:val="17"/>
         </w:rPr>
-        <w:t>Registro de ponto online e offline com sincronização automática após reconexão.</w:t>
+        <w:t>Lembretes automáticos antes da próxima marcação prevista, inclusive alerta com antecedência configurável;</w:t>
       </w:r>
     </w:p>
     <w:p>
       <w:pPr>
         <w:pStyle w:val="ListBullet"/>
-        <w:spacing w:after="20"/>
-        <w:ind w:left="198"/>
+        <w:spacing w:after="24"/>
+        <w:ind w:left="238"/>
       </w:pPr>
       <w:r>
         <w:rPr>
-          <w:sz w:val="18"/>
+          <w:sz w:val="17"/>
         </w:rPr>
-        <w:t>Captura de selfie e possibilidade de refazer a foto antes da marcação.</w:t>
+        <w:t>Alertas de horas extras por funcionário ou grupo, com marcos de 50%, 100% e ultrapassagem da referência mensal;</w:t>
       </w:r>
     </w:p>
     <w:p>
       <w:pPr>
         <w:pStyle w:val="ListBullet"/>
-        <w:spacing w:after="20"/>
-        <w:ind w:left="198"/>
+        <w:spacing w:after="24"/>
+        <w:ind w:left="238"/>
       </w:pPr>
       <w:r>
         <w:rPr>
-          <w:sz w:val="18"/>
+          <w:sz w:val="17"/>
         </w:rPr>
-        <w:t>Geolocalização com precisão e bloqueio fora do raio configurado.</w:t>
+        <w:t>Consolidação automática dos marcos de horas extras quando atingidos simultaneamente, evitando mensagens repetitivas;</w:t>
       </w:r>
     </w:p>
     <w:p>
       <w:pPr>
         <w:pStyle w:val="ListBullet"/>
-        <w:spacing w:after="20"/>
-        <w:ind w:left="198"/>
+        <w:spacing w:after="24"/>
+        <w:ind w:left="238"/>
       </w:pPr>
       <w:r>
         <w:rPr>
-          <w:sz w:val="18"/>
+          <w:sz w:val="17"/>
         </w:rPr>
-        <w:t>Aplicativo Android com biometria nativa, vínculo de aparelho e fila offline.</w:t>
+        <w:t>Cadastro de múltiplos destinatários por empresa, permitindo envio para RH, gestores e responsáveis definidos;</w:t>
       </w:r>
     </w:p>
     <w:p>
       <w:pPr>
         <w:pStyle w:val="ListBullet"/>
-        <w:spacing w:after="20"/>
-        <w:ind w:left="198"/>
+        <w:spacing w:after="24"/>
+        <w:ind w:left="238"/>
       </w:pPr>
       <w:r>
         <w:rPr>
-          <w:sz w:val="18"/>
+          <w:sz w:val="17"/>
         </w:rPr>
-        <w:t>PWA para iPhone com câmera, localização e sincronização.</w:t>
+        <w:t>Fila inteligente de mensagens com espaçamento entre envios, limite por destinatário e retentativas graduais em caso de falha;</w:t>
       </w:r>
     </w:p>
     <w:p>
       <w:pPr>
         <w:pStyle w:val="ListBullet"/>
-        <w:spacing w:after="20"/>
-        <w:ind w:left="198"/>
+        <w:spacing w:after="24"/>
+        <w:ind w:left="238"/>
       </w:pPr>
       <w:r>
         <w:rPr>
-          <w:sz w:val="18"/>
+          <w:sz w:val="17"/>
         </w:rPr>
-        <w:t>Cadastro de funcionários, jornadas, escalas, locais de trabalho, grupos e ocorrências.</w:t>
+        <w:t>Validação do destinatário no WhatsApp antes do envio e tratamento de números inválidos;</w:t>
       </w:r>
     </w:p>
     <w:p>
       <w:pPr>
         <w:pStyle w:val="ListBullet"/>
-        <w:spacing w:after="20"/>
-        <w:ind w:left="198"/>
+        <w:spacing w:after="24"/>
+        <w:ind w:left="238"/>
       </w:pPr>
       <w:r>
         <w:rPr>
-          <w:sz w:val="18"/>
+          <w:sz w:val="17"/>
         </w:rPr>
-        <w:t>Relatórios gerenciais, banco de horas, horas extras, exportações e auditoria.</w:t>
+        <w:t>Acompanhamento de status das mensagens, incluindo aceite, entrega e leitura quando informados pelo serviço de mensageria;</w:t>
       </w:r>
     </w:p>
     <w:p>
       <w:pPr>
         <w:pStyle w:val="ListBullet"/>
-        <w:spacing w:after="20"/>
-        <w:ind w:left="198"/>
+        <w:spacing w:after="24"/>
+        <w:ind w:left="238"/>
       </w:pPr>
       <w:r>
         <w:rPr>
-          <w:sz w:val="18"/>
+          <w:sz w:val="17"/>
         </w:rPr>
-        <w:t>Compatibilidade de exportação para ERPs como Domínio, Sage e Questor.</w:t>
+        <w:t>Registro dos eventos de mensageria na área de Logs da empresa para acompanhamento e auditoria operacional;</w:t>
+      </w:r>
+    </w:p>
+    <w:p>
+      <w:pPr>
+        <w:pStyle w:val="ListBullet"/>
+        <w:spacing w:after="24"/>
+        <w:ind w:left="238"/>
+      </w:pPr>
+      <w:r>
+        <w:rPr>
+          <w:sz w:val="17"/>
+        </w:rPr>
+        <w:t>Possibilidade de evolução das regras de notificação por ausência de marcação, atrasos, jornadas incompletas e outras ocorrências, conforme parametrização contratada.</w:t>
       </w:r>
     </w:p>
     <w:p>
       <w:pPr>
         <w:pStyle w:val="Heading1"/>
+        <w:keepNext/>
       </w:pPr>
       <w:r>
-        <w:t>5. Conformidade legal e tecnológica</w:t>
+        <w:t>4. Integração e exportação para sistemas de folha e ERP</w:t>
       </w:r>
     </w:p>
     <w:p>
       <w:r>
-        <w:t>O PONTO CERTO é uma solução digital para controle de jornada com arquitetura adequada ao registro eletrônico de ponto via REP-P, observando as exigências aplicáveis da Portaria MTP nº 671/2021, do art. 74 da CLT, do Decreto nº 10.854/2021 e demais normas correlatas.</w:t>
+        <w:rPr>
+          <w:i w:val="0"/>
+        </w:rPr>
+        <w:t>O sistema prevê exportação parametrizável dos dados de jornada para facilitar a integração com os principais sistemas utilizados por escritórios contábeis, Departamento Pessoal e empresas, incluindo SAGE, Domínio Sistemas, Questor, TOTVS/RM, Senior, Alterdata, Contmatic e outros layouts parametrizáveis.</w:t>
+      </w:r>
+    </w:p>
+    <w:p>
+      <w:r>
+        <w:rPr>
+          <w:i w:val="0"/>
+        </w:rPr>
+        <w:t>Formatos e processo: exportação em arquivos estruturados, como CSV, XLSX/TXT ou layout específico, conforme os campos exigidos pelo sistema de destino. A homologação de um layout específico depende da documentação e das regras de importação disponibilizadas pelo ERP/folha utilizado pela contratante.</w:t>
+      </w:r>
+    </w:p>
+    <w:p>
+      <w:pPr>
+        <w:pStyle w:val="Heading1"/>
+        <w:keepNext/>
+      </w:pPr>
+      <w:r>
+        <w:t>5. Segurança, rastreabilidade, privacidade e LGPD</w:t>
       </w:r>
     </w:p>
     <w:p>
       <w:pPr>
         <w:pStyle w:val="ListBullet"/>
-        <w:spacing w:after="20"/>
-        <w:ind w:left="198"/>
+        <w:spacing w:after="24"/>
+        <w:ind w:left="238"/>
       </w:pPr>
       <w:r>
         <w:rPr>
-          <w:sz w:val="18"/>
+          <w:sz w:val="17"/>
         </w:rPr>
-        <w:t>Rastreabilidade das marcações e consistência dos eventos registrados.</w:t>
+        <w:t>Autenticação de usuários e segregação de dados por empresa;</w:t>
       </w:r>
     </w:p>
     <w:p>
       <w:pPr>
         <w:pStyle w:val="ListBullet"/>
-        <w:spacing w:after="20"/>
-        <w:ind w:left="198"/>
+        <w:spacing w:after="24"/>
+        <w:ind w:left="238"/>
       </w:pPr>
       <w:r>
         <w:rPr>
-          <w:sz w:val="18"/>
+          <w:sz w:val="17"/>
         </w:rPr>
-        <w:t>Armazenamento estruturado de dados, logs e evidências do processo de marcação.</w:t>
+        <w:t>Registro das informações de marcação com data, hora, usuário e evidências disponíveis;</w:t>
       </w:r>
     </w:p>
     <w:p>
       <w:pPr>
         <w:pStyle w:val="ListBullet"/>
-        <w:spacing w:after="20"/>
-        <w:ind w:left="198"/>
+        <w:spacing w:after="24"/>
+        <w:ind w:left="238"/>
       </w:pPr>
       <w:r>
         <w:rPr>
-          <w:sz w:val="18"/>
+          <w:sz w:val="17"/>
         </w:rPr>
-        <w:t>Segregação de perfis, permissões administrativas e trilha de auditoria.</w:t>
+        <w:t>Controle de permissões conforme perfil de acesso, com separação entre Master da Empresa, Supervisores e Funcionários;</w:t>
       </w:r>
     </w:p>
     <w:p>
       <w:pPr>
         <w:pStyle w:val="ListBullet"/>
-        <w:spacing w:after="20"/>
-        <w:ind w:left="198"/>
+        <w:spacing w:after="24"/>
+        <w:ind w:left="238"/>
       </w:pPr>
       <w:r>
         <w:rPr>
-          <w:sz w:val="18"/>
+          <w:sz w:val="17"/>
         </w:rPr>
-        <w:t>Suporte à gestão de jornada, horas extras, exceções e aprovações.</w:t>
+        <w:t>Logs operacionais segregados por empresa, com retenção definida e filtros por período, módulo e nível de severidade;</w:t>
+      </w:r>
+    </w:p>
+    <w:p>
+      <w:pPr>
+        <w:pStyle w:val="ListBullet"/>
+        <w:spacing w:after="24"/>
+        <w:ind w:left="238"/>
+      </w:pPr>
+      <w:r>
+        <w:rPr>
+          <w:sz w:val="17"/>
+        </w:rPr>
+        <w:t>Monitoramento de eventos de WhatsApp, ponto, sincronização offline e erros técnicos, sem exposição de credenciais, tokens ou chaves sensíveis;</w:t>
+      </w:r>
+    </w:p>
+    <w:p>
+      <w:pPr>
+        <w:pStyle w:val="ListBullet"/>
+        <w:spacing w:after="24"/>
+        <w:ind w:left="238"/>
+      </w:pPr>
+      <w:r>
+        <w:rPr>
+          <w:sz w:val="17"/>
+        </w:rPr>
+        <w:t>Proteção contra duplicidade de marcações e preservação do horário original nas sincronizações offline;</w:t>
+      </w:r>
+    </w:p>
+    <w:p>
+      <w:pPr>
+        <w:pStyle w:val="ListBullet"/>
+        <w:spacing w:after="24"/>
+        <w:ind w:left="238"/>
+      </w:pPr>
+      <w:r>
+        <w:rPr>
+          <w:sz w:val="17"/>
+        </w:rPr>
+        <w:t>Tratamento de dados pessoais limitado às finalidades necessárias à prestação da plataforma e às configurações realizadas pela empresa usuária;</w:t>
+      </w:r>
+    </w:p>
+    <w:p>
+      <w:pPr>
+        <w:pStyle w:val="ListBullet"/>
+        <w:spacing w:after="24"/>
+        <w:ind w:left="238"/>
+      </w:pPr>
+      <w:r>
+        <w:rPr>
+          <w:sz w:val="17"/>
+        </w:rPr>
+        <w:t>Controles de acesso, registro de auditoria e medidas de proteção aplicáveis aos dados pessoais tratados na operação, observando a Lei nº 13.709/2018 (LGPD);</w:t>
+      </w:r>
+    </w:p>
+    <w:p>
+      <w:pPr>
+        <w:pStyle w:val="ListBullet"/>
+        <w:spacing w:after="24"/>
+        <w:ind w:left="238"/>
+      </w:pPr>
+      <w:r>
+        <w:rPr>
+          <w:sz w:val="17"/>
+        </w:rPr>
+        <w:t>Possibilidade de evolução de integrações, relatórios e regras conforme a necessidade operacional e contratual.</w:t>
+      </w:r>
+    </w:p>
+    <w:p>
+      <w:r>
+        <w:br w:type="page"/>
       </w:r>
     </w:p>
     <w:p>
       <w:pPr>
         <w:pStyle w:val="Heading1"/>
+        <w:keepNext/>
       </w:pPr>
       <w:r>
-        <w:t>6. Benefícios esperados para a empresa</w:t>
+        <w:t>6. Conformidade legal, enquadramento REP-P e Ministério do Trabalho e Emprego</w:t>
+      </w:r>
+    </w:p>
+    <w:p>
+      <w:r>
+        <w:rPr>
+          <w:i w:val="0"/>
+        </w:rPr>
+        <w:t>O PONTO CERTO foi desenvolvido em observância à legislação brasileira aplicável ao controle eletrônico de jornada, com enquadramento funcional compatível com o Registrador Eletrônico de Ponto via Programa (REP-P). A base normativa considera o art. 74 da CLT, com redação dada pela Lei nº 13.874/2019, o Decreto nº 10.854/2021 e a Portaria MTP nº 671/2021, atualmente utilizada pelo Ministério do Trabalho e Emprego (MTE) como referência para os sistemas de registro eletrônico de ponto.</w:t>
       </w:r>
     </w:p>
     <w:p>
       <w:pPr>
         <w:pStyle w:val="ListBullet"/>
-        <w:spacing w:after="20"/>
-        <w:ind w:left="198"/>
+        <w:spacing w:after="24"/>
+        <w:ind w:left="238"/>
       </w:pPr>
       <w:r>
         <w:rPr>
-          <w:sz w:val="18"/>
+          <w:sz w:val="17"/>
         </w:rPr>
-        <w:t>Redução de rotinas manuais e maior organização da operação de jornada.</w:t>
+        <w:t>Enquadramento como REP-P: a Portaria MTP nº 671/2021 reconhece o Registrador Eletrônico de Ponto via Programa (REP-P) como modalidade válida de registro eletrônico de jornada.</w:t>
       </w:r>
     </w:p>
     <w:p>
       <w:pPr>
         <w:pStyle w:val="ListBullet"/>
-        <w:spacing w:after="20"/>
-        <w:ind w:left="198"/>
+        <w:spacing w:after="24"/>
+        <w:ind w:left="238"/>
       </w:pPr>
       <w:r>
         <w:rPr>
-          <w:sz w:val="18"/>
+          <w:sz w:val="17"/>
         </w:rPr>
-        <w:t>Mais previsibilidade para gestão de horas extras, faltas, atrasos e escalas.</w:t>
+        <w:t>Homologação no MTE: para REP-P não existe exigência de certificação ou homologação do programa junto ao MTE. Conforme orientação oficial do próprio Ministério e o art. 91 da Portaria nº 671/2021, o REP-P deve possuir certificado de registro de programa de computador no Instituto Nacional da Propriedade Industrial (INPI), além de atender aos requisitos técnicos aplicáveis.</w:t>
       </w:r>
     </w:p>
     <w:p>
       <w:pPr>
         <w:pStyle w:val="ListBullet"/>
-        <w:spacing w:after="20"/>
-        <w:ind w:left="198"/>
+        <w:spacing w:after="24"/>
+        <w:ind w:left="238"/>
       </w:pPr>
       <w:r>
         <w:rPr>
-          <w:sz w:val="18"/>
+          <w:sz w:val="17"/>
         </w:rPr>
-        <w:t>Rastreabilidade das marcações com evidências de foto, localização e origem offline.</w:t>
+        <w:t>Atestado Técnico e Termo de Responsabilidade: nos termos do art. 89 da Portaria nº 671/2021, o desenvolvedor deve fornecer à empresa usuária o documento que declara o atendimento às exigências aplicáveis, devendo o empregador mantê-lo disponível para apresentação à Inspeção do Trabalho.</w:t>
       </w:r>
     </w:p>
     <w:p>
       <w:pPr>
         <w:pStyle w:val="ListBullet"/>
-        <w:spacing w:after="20"/>
-        <w:ind w:left="198"/>
+        <w:spacing w:after="24"/>
+        <w:ind w:left="238"/>
       </w:pPr>
       <w:r>
         <w:rPr>
-          <w:sz w:val="18"/>
+          <w:sz w:val="17"/>
         </w:rPr>
-        <w:t>Suporte à auditoria interna e à exportação de dados para folha, contabilidade e ERPs.</w:t>
+        <w:t>Registro online e offline: o Anexo IX da Portaria nº 671/2021 admite marcações por coletor conectado ao REP-P e, excepcionalmente, em modo offline, com envio posterior das marcações assim que a conexão for restabelecida, preservando a segurança e a rastreabilidade dos dados.</w:t>
       </w:r>
     </w:p>
     <w:p>
       <w:pPr>
         <w:pStyle w:val="ListBullet"/>
-        <w:spacing w:after="20"/>
-        <w:ind w:left="198"/>
+        <w:spacing w:after="24"/>
+        <w:ind w:left="238"/>
       </w:pPr>
       <w:r>
         <w:rPr>
-          <w:sz w:val="18"/>
+          <w:sz w:val="17"/>
         </w:rPr>
-        <w:t>Acompanhamento centralizado por gestores com perfis e permissões controladas.</w:t>
+        <w:t>Arquivos e relatórios legais: o ambiente REP-P deve permitir a geração dos arquivos e relatórios exigidos pela regulamentação, incluindo Arquivo Fonte de Dados (AFD), Arquivo Eletrônico de Jornada (AEJ) e Espelho de Ponto Eletrônico, observadas as especificações oficiais vigentes.</w:t>
+      </w:r>
+    </w:p>
+    <w:p>
+      <w:pPr>
+        <w:pStyle w:val="ListBullet"/>
+        <w:spacing w:after="24"/>
+        <w:ind w:left="238"/>
+      </w:pPr>
+      <w:r>
+        <w:rPr>
+          <w:sz w:val="17"/>
+        </w:rPr>
+        <w:t>Comprovante de marcação: quando disponibilizado em meio eletrônico, o comprovante de registro de ponto deve ser fornecido ao trabalhador em PDF e atender aos requisitos de autenticidade, integridade e assinatura eletrônica previstos na Portaria.</w:t>
+      </w:r>
+    </w:p>
+    <w:p>
+      <w:pPr>
+        <w:pStyle w:val="ListBullet"/>
+        <w:spacing w:after="24"/>
+        <w:ind w:left="238"/>
+      </w:pPr>
+      <w:r>
+        <w:rPr>
+          <w:sz w:val="17"/>
+        </w:rPr>
+        <w:t>Assinaturas eletrônicas: as saídas eletrônicas regulamentares do REP-P e do programa de tratamento devem observar os padrões de assinatura e certificação digital definidos na Portaria MTP nº 671/2021, inclusive ICP-Brasil, PAdES e CAdES quando aplicáveis.</w:t>
+      </w:r>
+    </w:p>
+    <w:p>
+      <w:r>
+        <w:rPr>
+          <w:b/>
+          <w:color w:val="193E67"/>
+        </w:rPr>
+        <w:t xml:space="preserve">Compromisso de conformidade: </w:t>
+      </w:r>
+      <w:r>
+        <w:t>o PONTO CERTO mantém sua arquitetura e evolução técnica orientadas ao cumprimento das exigências do MTE aplicáveis ao REP-P e ao programa de tratamento de registro de ponto. Eventuais atualizações normativas ou de leiaute oficial serão incorporadas ao produto de acordo com a regulamentação vigente. A utilização do sistema como REP-P pressupõe a manutenção dos requisitos formais exigidos pela Portaria, inclusive o registro do programa no INPI e a emissão do Atestado Técnico e Termo de Responsabilidade.</w:t>
+      </w:r>
+    </w:p>
+    <w:p>
+      <w:r>
+        <w:rPr>
+          <w:b/>
+          <w:color w:val="193E67"/>
+        </w:rPr>
+        <w:t xml:space="preserve">Base legal principal: </w:t>
+      </w:r>
+      <w:r>
+        <w:t>CLT, art. 74; Lei nº 13.874/2019; Decreto nº 10.854/2021; Portaria MTP nº 671/2021 e alterações posteriores; Lei nº 14.063/2020, no que se refere às assinaturas eletrônicas; Lei nº 13.709/2018, no que se refere à proteção de dados pessoais.</w:t>
+      </w:r>
+    </w:p>
+    <w:p>
+      <w:r>
+        <w:br w:type="page"/>
       </w:r>
     </w:p>
     <w:p>
       <w:pPr>
         <w:pStyle w:val="Heading1"/>
+        <w:keepNext/>
       </w:pPr>
       <w:r>
-        <w:t>7. Investimento comercial</w:t>
+        <w:t>7. Benefícios esperados para a {{empresa_nome}}</w:t>
+      </w:r>
+    </w:p>
+    <w:p>
+      <w:pPr>
+        <w:spacing w:after="40"/>
+      </w:pPr>
+      <w:r>
+        <w:rPr>
+          <w:b/>
+          <w:color w:val="007D8C"/>
+        </w:rPr>
+        <w:t xml:space="preserve">Menos retrabalho: </w:t>
+      </w:r>
+      <w:r>
+        <w:t>Redução da digitação manual e maior organização das informações para o fechamento de ponto.</w:t>
+      </w:r>
+    </w:p>
+    <w:p>
+      <w:pPr>
+        <w:spacing w:after="40"/>
+      </w:pPr>
+      <w:r>
+        <w:rPr>
+          <w:b/>
+          <w:color w:val="007D8C"/>
+        </w:rPr>
+        <w:t xml:space="preserve">Controle de horas extras: </w:t>
+      </w:r>
+      <w:r>
+        <w:t>Alertas preventivos ajudam o gestor a agir antes do crescimento desnecessário do banco de horas ou custo de horas extras.</w:t>
+      </w:r>
+    </w:p>
+    <w:p>
+      <w:pPr>
+        <w:spacing w:after="40"/>
+      </w:pPr>
+      <w:r>
+        <w:rPr>
+          <w:b/>
+          <w:color w:val="007D8C"/>
+        </w:rPr>
+        <w:t xml:space="preserve">Mais evidências: </w:t>
+      </w:r>
+      <w:r>
+        <w:t>Foto, localização, dispositivo e dados da marcação ampliam a rastreabilidade da jornada.</w:t>
+      </w:r>
+    </w:p>
+    <w:p>
+      <w:pPr>
+        <w:spacing w:after="40"/>
+      </w:pPr>
+      <w:r>
+        <w:rPr>
+          <w:b/>
+          <w:color w:val="007D8C"/>
+        </w:rPr>
+        <w:t xml:space="preserve">Gestão em tempo real: </w:t>
+      </w:r>
+      <w:r>
+        <w:t>Acompanhamento da operação sem depender exclusivamente do fechamento mensal.</w:t>
+      </w:r>
+    </w:p>
+    <w:p>
+      <w:pPr>
+        <w:spacing w:after="40"/>
+      </w:pPr>
+      <w:r>
+        <w:rPr>
+          <w:b/>
+          <w:color w:val="007D8C"/>
+        </w:rPr>
+        <w:t xml:space="preserve">Integração com DP: </w:t>
+      </w:r>
+      <w:r>
+        <w:t>Exportações facilitam o envio das informações para folha, contabilidade e ERPs utilizados pela empresa.</w:t>
+      </w:r>
+    </w:p>
+    <w:p>
+      <w:pPr>
+        <w:spacing w:after="40"/>
+      </w:pPr>
+      <w:r>
+        <w:rPr>
+          <w:b/>
+          <w:color w:val="007D8C"/>
+        </w:rPr>
+        <w:t xml:space="preserve">Mobilidade: </w:t>
+      </w:r>
+      <w:r>
+        <w:t>Uso em obras, frentes de serviço, escritórios e equipes externas por aplicativo Android ou PWA no iPhone/iOS, conforme políticas definidas pela empresa.</w:t>
+      </w:r>
+    </w:p>
+    <w:p>
+      <w:pPr>
+        <w:spacing w:after="40"/>
+      </w:pPr>
+      <w:r>
+        <w:rPr>
+          <w:b/>
+          <w:color w:val="007D8C"/>
+        </w:rPr>
+        <w:t xml:space="preserve">Prevenção operacional: </w:t>
+      </w:r>
+      <w:r>
+        <w:t>Alertas antecipados de marcação e de horas extras permitem atuação do gestor antes da ocorrência de desvios relevantes.</w:t>
+      </w:r>
+    </w:p>
+    <w:p>
+      <w:pPr>
+        <w:spacing w:after="40"/>
+      </w:pPr>
+      <w:r>
+        <w:rPr>
+          <w:b/>
+          <w:color w:val="007D8C"/>
+        </w:rPr>
+        <w:t xml:space="preserve">Auditoria simplificada: </w:t>
+      </w:r>
+      <w:r>
+        <w:t>Área de logs por empresa facilita a identificação de falhas de sincronização, mensageria e ocorrências técnicas sem necessidade de acesso ao servidor.</w:t>
+      </w:r>
+    </w:p>
+    <w:p>
+      <w:pPr>
+        <w:pStyle w:val="Heading1"/>
+        <w:keepNext/>
+      </w:pPr>
+      <w:r>
+        <w:t>8. Proposta comercial</w:t>
       </w:r>
     </w:p>
     <w:tbl>
@@ -994,23 +2124,20 @@
         <w:tblLook w:firstColumn="1" w:firstRow="1" w:lastColumn="0" w:lastRow="0" w:noHBand="0" w:noVBand="1" w:val="04A0"/>
       </w:tblPr>
       <w:tblGrid>
-        <w:gridCol w:w="2948"/>
-        <w:gridCol w:w="4139"/>
-        <w:gridCol w:w="1984"/>
+        <w:gridCol w:w="3458"/>
+        <w:gridCol w:w="3969"/>
+        <w:gridCol w:w="2041"/>
       </w:tblGrid>
       <w:tr>
-        <w:trPr>
-          <w:cantSplit/>
-        </w:trPr>
         <w:tc>
           <w:tcPr>
-            <w:tcW w:type="dxa" w:w="3513"/>
-            <w:shd w:fill="EAF5F7"/>
+            <w:tcW w:type="dxa" w:w="3532"/>
+            <w:shd w:fill="193E67"/>
             <w:tcBorders>
-              <w:top w:val="single" w:sz="8" w:color="B9C6D3"/>
-              <w:left w:val="single" w:sz="8" w:color="B9C6D3"/>
-              <w:bottom w:val="single" w:sz="8" w:color="B9C6D3"/>
-              <w:right w:val="single" w:sz="8" w:color="B9C6D3"/>
+              <w:top w:val="single" w:sz="7" w:color="B8C8D6"/>
+              <w:left w:val="single" w:sz="7" w:color="B8C8D6"/>
+              <w:bottom w:val="single" w:sz="7" w:color="B8C8D6"/>
+              <w:right w:val="single" w:sz="7" w:color="B8C8D6"/>
             </w:tcBorders>
           </w:tcPr>
           <w:p>
@@ -1020,8 +2147,8 @@
             <w:r>
               <w:rPr>
                 <w:b/>
-                <w:color w:val="142D5B"/>
-                <w:sz w:val="18"/>
+                <w:color w:val="FFFFFF"/>
+                <w:sz w:val="17"/>
               </w:rPr>
               <w:t>Item</w:t>
             </w:r>
@@ -1029,13 +2156,13 @@
         </w:tc>
         <w:tc>
           <w:tcPr>
-            <w:tcW w:type="dxa" w:w="3513"/>
-            <w:shd w:fill="EAF5F7"/>
+            <w:tcW w:type="dxa" w:w="3532"/>
+            <w:shd w:fill="193E67"/>
             <w:tcBorders>
-              <w:top w:val="single" w:sz="8" w:color="B9C6D3"/>
-              <w:left w:val="single" w:sz="8" w:color="B9C6D3"/>
-              <w:bottom w:val="single" w:sz="8" w:color="B9C6D3"/>
-              <w:right w:val="single" w:sz="8" w:color="B9C6D3"/>
+              <w:top w:val="single" w:sz="7" w:color="B8C8D6"/>
+              <w:left w:val="single" w:sz="7" w:color="B8C8D6"/>
+              <w:bottom w:val="single" w:sz="7" w:color="B8C8D6"/>
+              <w:right w:val="single" w:sz="7" w:color="B8C8D6"/>
             </w:tcBorders>
           </w:tcPr>
           <w:p>
@@ -1045,8 +2172,8 @@
             <w:r>
               <w:rPr>
                 <w:b/>
-                <w:color w:val="142D5B"/>
-                <w:sz w:val="18"/>
+                <w:color w:val="FFFFFF"/>
+                <w:sz w:val="17"/>
               </w:rPr>
               <w:t>Condição</w:t>
             </w:r>
@@ -1054,13 +2181,13 @@
         </w:tc>
         <w:tc>
           <w:tcPr>
-            <w:tcW w:type="dxa" w:w="3513"/>
-            <w:shd w:fill="EAF5F7"/>
+            <w:tcW w:type="dxa" w:w="3532"/>
+            <w:shd w:fill="193E67"/>
             <w:tcBorders>
-              <w:top w:val="single" w:sz="8" w:color="B9C6D3"/>
-              <w:left w:val="single" w:sz="8" w:color="B9C6D3"/>
-              <w:bottom w:val="single" w:sz="8" w:color="B9C6D3"/>
-              <w:right w:val="single" w:sz="8" w:color="B9C6D3"/>
+              <w:top w:val="single" w:sz="7" w:color="B8C8D6"/>
+              <w:left w:val="single" w:sz="7" w:color="B8C8D6"/>
+              <w:bottom w:val="single" w:sz="7" w:color="B8C8D6"/>
+              <w:right w:val="single" w:sz="7" w:color="B8C8D6"/>
             </w:tcBorders>
           </w:tcPr>
           <w:p>
@@ -1070,8 +2197,8 @@
             <w:r>
               <w:rPr>
                 <w:b/>
-                <w:color w:val="142D5B"/>
-                <w:sz w:val="18"/>
+                <w:color w:val="FFFFFF"/>
+                <w:sz w:val="17"/>
               </w:rPr>
               <w:t>Valor</w:t>
             </w:r>
@@ -1084,62 +2211,53 @@
         </w:trPr>
         <w:tc>
           <w:tcPr>
-            <w:tcW w:type="dxa" w:w="2948"/>
+            <w:tcW w:type="dxa" w:w="3458"/>
             <w:tcBorders>
-              <w:top w:val="single" w:sz="8" w:color="B9C6D3"/>
-              <w:left w:val="single" w:sz="8" w:color="B9C6D3"/>
-              <w:bottom w:val="single" w:sz="8" w:color="B9C6D3"/>
-              <w:right w:val="single" w:sz="8" w:color="B9C6D3"/>
+              <w:top w:val="single" w:sz="7" w:color="B8C8D6"/>
+              <w:left w:val="single" w:sz="7" w:color="B8C8D6"/>
+              <w:bottom w:val="single" w:sz="7" w:color="B8C8D6"/>
+              <w:right w:val="single" w:sz="7" w:color="B8C8D6"/>
             </w:tcBorders>
           </w:tcPr>
           <w:p>
-            <w:pPr>
-              <w:jc w:val="left"/>
-            </w:pPr>
             <w:r>
               <w:rPr>
                 <w:sz w:val="17"/>
               </w:rPr>
-              <w:t>Licença mensal Ponto Certo</w:t>
+              <w:t>Licença Ponto Certo - Plano {{plano_nome}}</w:t>
             </w:r>
           </w:p>
         </w:tc>
         <w:tc>
           <w:tcPr>
-            <w:tcW w:type="dxa" w:w="4139"/>
+            <w:tcW w:type="dxa" w:w="3969"/>
             <w:tcBorders>
-              <w:top w:val="single" w:sz="8" w:color="B9C6D3"/>
-              <w:left w:val="single" w:sz="8" w:color="B9C6D3"/>
-              <w:bottom w:val="single" w:sz="8" w:color="B9C6D3"/>
-              <w:right w:val="single" w:sz="8" w:color="B9C6D3"/>
+              <w:top w:val="single" w:sz="7" w:color="B8C8D6"/>
+              <w:left w:val="single" w:sz="7" w:color="B8C8D6"/>
+              <w:bottom w:val="single" w:sz="7" w:color="B8C8D6"/>
+              <w:right w:val="single" w:sz="7" w:color="B8C8D6"/>
             </w:tcBorders>
           </w:tcPr>
           <w:p>
-            <w:pPr>
-              <w:jc w:val="left"/>
-            </w:pPr>
             <w:r>
               <w:rPr>
                 <w:sz w:val="17"/>
               </w:rPr>
-              <w:t>Plano {{plano_nome}} · até {{limite_funcionarios}} colaboradores</w:t>
+              <w:t>Até {{limite_funcionarios}} colaboradores</w:t>
             </w:r>
           </w:p>
         </w:tc>
         <w:tc>
           <w:tcPr>
-            <w:tcW w:type="dxa" w:w="1984"/>
+            <w:tcW w:type="dxa" w:w="2041"/>
             <w:tcBorders>
-              <w:top w:val="single" w:sz="8" w:color="B9C6D3"/>
-              <w:left w:val="single" w:sz="8" w:color="B9C6D3"/>
-              <w:bottom w:val="single" w:sz="8" w:color="B9C6D3"/>
-              <w:right w:val="single" w:sz="8" w:color="B9C6D3"/>
+              <w:top w:val="single" w:sz="7" w:color="B8C8D6"/>
+              <w:left w:val="single" w:sz="7" w:color="B8C8D6"/>
+              <w:bottom w:val="single" w:sz="7" w:color="B8C8D6"/>
+              <w:right w:val="single" w:sz="7" w:color="B8C8D6"/>
             </w:tcBorders>
           </w:tcPr>
           <w:p>
-            <w:pPr>
-              <w:jc w:val="left"/>
-            </w:pPr>
             <w:r>
               <w:rPr>
                 <w:sz w:val="17"/>
@@ -1155,40 +2273,34 @@
         </w:trPr>
         <w:tc>
           <w:tcPr>
-            <w:tcW w:type="dxa" w:w="2948"/>
+            <w:tcW w:type="dxa" w:w="3458"/>
             <w:tcBorders>
-              <w:top w:val="single" w:sz="8" w:color="B9C6D3"/>
-              <w:left w:val="single" w:sz="8" w:color="B9C6D3"/>
-              <w:bottom w:val="single" w:sz="8" w:color="B9C6D3"/>
-              <w:right w:val="single" w:sz="8" w:color="B9C6D3"/>
+              <w:top w:val="single" w:sz="7" w:color="B8C8D6"/>
+              <w:left w:val="single" w:sz="7" w:color="B8C8D6"/>
+              <w:bottom w:val="single" w:sz="7" w:color="B8C8D6"/>
+              <w:right w:val="single" w:sz="7" w:color="B8C8D6"/>
             </w:tcBorders>
           </w:tcPr>
           <w:p>
-            <w:pPr>
-              <w:jc w:val="left"/>
-            </w:pPr>
             <w:r>
               <w:rPr>
                 <w:sz w:val="17"/>
               </w:rPr>
-              <w:t>Implantação e parametrização</w:t>
+              <w:t>Implantação e parametrização inicial</w:t>
             </w:r>
           </w:p>
         </w:tc>
         <w:tc>
           <w:tcPr>
-            <w:tcW w:type="dxa" w:w="4139"/>
+            <w:tcW w:type="dxa" w:w="3969"/>
             <w:tcBorders>
-              <w:top w:val="single" w:sz="8" w:color="B9C6D3"/>
-              <w:left w:val="single" w:sz="8" w:color="B9C6D3"/>
-              <w:bottom w:val="single" w:sz="8" w:color="B9C6D3"/>
-              <w:right w:val="single" w:sz="8" w:color="B9C6D3"/>
+              <w:top w:val="single" w:sz="7" w:color="B8C8D6"/>
+              <w:left w:val="single" w:sz="7" w:color="B8C8D6"/>
+              <w:bottom w:val="single" w:sz="7" w:color="B8C8D6"/>
+              <w:right w:val="single" w:sz="7" w:color="B8C8D6"/>
             </w:tcBorders>
           </w:tcPr>
           <w:p>
-            <w:pPr>
-              <w:jc w:val="left"/>
-            </w:pPr>
             <w:r>
               <w:rPr>
                 <w:sz w:val="17"/>
@@ -1199,18 +2311,15 @@
         </w:tc>
         <w:tc>
           <w:tcPr>
-            <w:tcW w:type="dxa" w:w="1984"/>
+            <w:tcW w:type="dxa" w:w="2041"/>
             <w:tcBorders>
-              <w:top w:val="single" w:sz="8" w:color="B9C6D3"/>
-              <w:left w:val="single" w:sz="8" w:color="B9C6D3"/>
-              <w:bottom w:val="single" w:sz="8" w:color="B9C6D3"/>
-              <w:right w:val="single" w:sz="8" w:color="B9C6D3"/>
+              <w:top w:val="single" w:sz="7" w:color="B8C8D6"/>
+              <w:left w:val="single" w:sz="7" w:color="B8C8D6"/>
+              <w:bottom w:val="single" w:sz="7" w:color="B8C8D6"/>
+              <w:right w:val="single" w:sz="7" w:color="B8C8D6"/>
             </w:tcBorders>
           </w:tcPr>
           <w:p>
-            <w:pPr>
-              <w:jc w:val="left"/>
-            </w:pPr>
             <w:r>
               <w:rPr>
                 <w:sz w:val="17"/>
@@ -1226,131 +2335,361 @@
         </w:trPr>
         <w:tc>
           <w:tcPr>
-            <w:tcW w:type="dxa" w:w="2948"/>
+            <w:tcW w:type="dxa" w:w="3458"/>
             <w:tcBorders>
-              <w:top w:val="single" w:sz="8" w:color="B9C6D3"/>
-              <w:left w:val="single" w:sz="8" w:color="B9C6D3"/>
-              <w:bottom w:val="single" w:sz="8" w:color="B9C6D3"/>
-              <w:right w:val="single" w:sz="8" w:color="B9C6D3"/>
+              <w:top w:val="single" w:sz="7" w:color="B8C8D6"/>
+              <w:left w:val="single" w:sz="7" w:color="B8C8D6"/>
+              <w:bottom w:val="single" w:sz="7" w:color="B8C8D6"/>
+              <w:right w:val="single" w:sz="7" w:color="B8C8D6"/>
             </w:tcBorders>
           </w:tcPr>
           <w:p>
-            <w:pPr>
-              <w:jc w:val="left"/>
-            </w:pPr>
             <w:r>
               <w:rPr>
                 <w:sz w:val="17"/>
               </w:rPr>
-              <w:t>Exportação para folha / ERP</w:t>
+              <w:t>Exportação padrão para folha/ERP</w:t>
             </w:r>
           </w:p>
         </w:tc>
         <w:tc>
           <w:tcPr>
-            <w:tcW w:type="dxa" w:w="4139"/>
+            <w:tcW w:type="dxa" w:w="3969"/>
             <w:tcBorders>
-              <w:top w:val="single" w:sz="8" w:color="B9C6D3"/>
-              <w:left w:val="single" w:sz="8" w:color="B9C6D3"/>
-              <w:bottom w:val="single" w:sz="8" w:color="B9C6D3"/>
-              <w:right w:val="single" w:sz="8" w:color="B9C6D3"/>
+              <w:top w:val="single" w:sz="7" w:color="B8C8D6"/>
+              <w:left w:val="single" w:sz="7" w:color="B8C8D6"/>
+              <w:bottom w:val="single" w:sz="7" w:color="B8C8D6"/>
+              <w:right w:val="single" w:sz="7" w:color="B8C8D6"/>
             </w:tcBorders>
           </w:tcPr>
           <w:p>
-            <w:pPr>
-              <w:jc w:val="left"/>
-            </w:pPr>
             <w:r>
               <w:rPr>
                 <w:sz w:val="17"/>
               </w:rPr>
-              <w:t>Conforme recursos contratados</w:t>
+              <w:t>Inclusa quando contratada</w:t>
             </w:r>
           </w:p>
         </w:tc>
         <w:tc>
           <w:tcPr>
-            <w:tcW w:type="dxa" w:w="1984"/>
+            <w:tcW w:type="dxa" w:w="2041"/>
             <w:tcBorders>
-              <w:top w:val="single" w:sz="8" w:color="B9C6D3"/>
-              <w:left w:val="single" w:sz="8" w:color="B9C6D3"/>
-              <w:bottom w:val="single" w:sz="8" w:color="B9C6D3"/>
-              <w:right w:val="single" w:sz="8" w:color="B9C6D3"/>
+              <w:top w:val="single" w:sz="7" w:color="B8C8D6"/>
+              <w:left w:val="single" w:sz="7" w:color="B8C8D6"/>
+              <w:bottom w:val="single" w:sz="7" w:color="B8C8D6"/>
+              <w:right w:val="single" w:sz="7" w:color="B8C8D6"/>
             </w:tcBorders>
           </w:tcPr>
           <w:p>
-            <w:pPr>
-              <w:jc w:val="left"/>
-            </w:pPr>
             <w:r>
               <w:rPr>
                 <w:sz w:val="17"/>
               </w:rPr>
-              <w:t>Incluso na mensalidade</w:t>
+              <w:t>Incluso</w:t>
             </w:r>
           </w:p>
         </w:tc>
       </w:tr>
     </w:tbl>
-    <w:p/>
+    <w:p>
+      <w:r>
+        <w:rPr>
+          <w:i w:val="0"/>
+        </w:rPr>
+        <w:t>Condição de pagamento: mensalidade recorrente, com vencimento a combinar. A implantação é faturada uma única vez na ativação.</w:t>
+      </w:r>
+    </w:p>
+    <w:p>
+      <w:r>
+        <w:rPr>
+          <w:i w:val="0"/>
+        </w:rPr>
+        <w:t>Responsável: {{responsavel}} | {{email}} | {{telefone}}</w:t>
+      </w:r>
+    </w:p>
+    <w:p>
+      <w:r>
+        <w:rPr>
+          <w:i w:val="0"/>
+        </w:rPr>
+        <w:t>Recursos contratados: {{recursos}}. Filiais adicionais/contratadas: {{limite_filiais}}.</w:t>
+      </w:r>
+    </w:p>
+    <w:p>
+      <w:r>
+        <w:rPr>
+          <w:i w:val="0"/>
+        </w:rPr>
+        <w:t>Prazo de implantação: {{prazo_implantacao}} dias. {{observacoes}}</w:t>
+      </w:r>
+    </w:p>
+    <w:p>
+      <w:r>
+        <w:rPr>
+          <w:i w:val="0"/>
+        </w:rPr>
+        <w:t>As funcionalidades descritas neste documento integram o catálogo do produto. A contratação contempla somente os recursos indicados nas condições comerciais e no contrato correspondente.</w:t>
+      </w:r>
+    </w:p>
+    <w:p>
+      <w:r>
+        <w:rPr>
+          <w:i w:val="0"/>
+        </w:rPr>
+        <w:t>Customizações e integrações especiais: layouts específicos, APIs de terceiros, integrações sob medida, equipamentos físicos de REP ou necessidades fora do escopo padrão poderão ser avaliados e orçados separadamente.</w:t>
+      </w:r>
+    </w:p>
+    <w:p>
+      <w:r>
+        <w:br w:type="page"/>
+      </w:r>
+    </w:p>
     <w:p>
       <w:pPr>
         <w:pStyle w:val="Heading1"/>
+        <w:keepNext/>
       </w:pPr>
       <w:r>
-        <w:t>8. Condições gerais</w:t>
+        <w:t>9. Escopo inicial de implantação</w:t>
       </w:r>
     </w:p>
     <w:p>
       <w:pPr>
         <w:pStyle w:val="ListBullet"/>
-        <w:spacing w:after="20"/>
-        <w:ind w:left="198"/>
+        <w:spacing w:after="24"/>
+        <w:ind w:left="238"/>
       </w:pPr>
       <w:r>
         <w:rPr>
           <w:sz w:val="18"/>
         </w:rPr>
-        <w:t>Esta proposta possui validade até {{data_validade}}.</w:t>
+        <w:t>Cadastro da empresa e parâmetros principais;</w:t>
       </w:r>
     </w:p>
     <w:p>
       <w:pPr>
         <w:pStyle w:val="ListBullet"/>
-        <w:spacing w:after="20"/>
-        <w:ind w:left="198"/>
+        <w:spacing w:after="24"/>
+        <w:ind w:left="238"/>
       </w:pPr>
       <w:r>
         <w:rPr>
           <w:sz w:val="18"/>
         </w:rPr>
-        <w:t>Os valores apresentados consideram o escopo e os recursos informados neste documento.</w:t>
+        <w:t>Configuração inicial de jornada e regras operacionais;</w:t>
       </w:r>
     </w:p>
     <w:p>
       <w:pPr>
         <w:pStyle w:val="ListBullet"/>
-        <w:spacing w:after="20"/>
-        <w:ind w:left="198"/>
+        <w:spacing w:after="24"/>
+        <w:ind w:left="238"/>
       </w:pPr>
       <w:r>
         <w:rPr>
           <w:sz w:val="18"/>
         </w:rPr>
-        <w:t>Alterações futuras de plano ou de recursos não modificam retroativamente esta proposta.</w:t>
+        <w:t>Cadastro/importação inicial de colaboradores em formato acordado;</w:t>
       </w:r>
     </w:p>
     <w:p>
       <w:pPr>
         <w:pStyle w:val="ListBullet"/>
-        <w:spacing w:after="20"/>
-        <w:ind w:left="198"/>
+        <w:spacing w:after="24"/>
+        <w:ind w:left="238"/>
       </w:pPr>
       <w:r>
         <w:rPr>
           <w:sz w:val="18"/>
         </w:rPr>
-        <w:t>A contratação formal ocorrerá mediante aprovação comercial e geração do respectivo contrato.</w:t>
+        <w:t>Configuração de locais, raio de geolocalização e regras de marcação;</w:t>
+      </w:r>
+    </w:p>
+    <w:p>
+      <w:pPr>
+        <w:pStyle w:val="ListBullet"/>
+        <w:spacing w:after="24"/>
+        <w:ind w:left="238"/>
+      </w:pPr>
+      <w:r>
+        <w:rPr>
+          <w:sz w:val="18"/>
+        </w:rPr>
+        <w:t>Orientação para uso do aplicativo Android e do PWA no iPhone/iOS;</w:t>
+      </w:r>
+    </w:p>
+    <w:p>
+      <w:pPr>
+        <w:pStyle w:val="ListBullet"/>
+        <w:spacing w:after="24"/>
+        <w:ind w:left="238"/>
+      </w:pPr>
+      <w:r>
+        <w:rPr>
+          <w:sz w:val="18"/>
+        </w:rPr>
+        <w:t>Orientação inicial para os responsáveis pela gestão;</w:t>
+      </w:r>
+    </w:p>
+    <w:p>
+      <w:pPr>
+        <w:pStyle w:val="ListBullet"/>
+        <w:spacing w:after="24"/>
+        <w:ind w:left="238"/>
+      </w:pPr>
+      <w:r>
+        <w:rPr>
+          <w:sz w:val="18"/>
+        </w:rPr>
+        <w:t>Configuração dos destinatários e regras iniciais de alertas via WhatsApp, quando contratado;</w:t>
+      </w:r>
+    </w:p>
+    <w:p>
+      <w:pPr>
+        <w:pStyle w:val="ListBullet"/>
+        <w:spacing w:after="24"/>
+        <w:ind w:left="238"/>
+      </w:pPr>
+      <w:r>
+        <w:rPr>
+          <w:sz w:val="18"/>
+        </w:rPr>
+        <w:t>Orientação sobre a área de Logs, filtros por período e acompanhamento dos eventos de mensageria e sistema, quando contratado;</w:t>
+      </w:r>
+    </w:p>
+    <w:p>
+      <w:pPr>
+        <w:pStyle w:val="ListBullet"/>
+        <w:spacing w:after="24"/>
+        <w:ind w:left="238"/>
+      </w:pPr>
+      <w:r>
+        <w:rPr>
+          <w:sz w:val="18"/>
+        </w:rPr>
+        <w:t>Validação do funcionamento do modo offline, sincronização e fluxo de captura/confirmação da selfie, quando contratado;</w:t>
+      </w:r>
+    </w:p>
+    <w:p>
+      <w:pPr>
+        <w:pStyle w:val="ListBullet"/>
+        <w:spacing w:after="24"/>
+        <w:ind w:left="238"/>
+      </w:pPr>
+      <w:r>
+        <w:rPr>
+          <w:sz w:val="18"/>
+        </w:rPr>
+        <w:t>Validação do formato de exportação destinado ao sistema de folha/ERP utilizado pela {{empresa_nome}}, quando contratado.</w:t>
+      </w:r>
+    </w:p>
+    <w:p>
+      <w:pPr>
+        <w:pStyle w:val="Heading1"/>
+        <w:keepNext/>
+      </w:pPr>
+      <w:r>
+        <w:t>10. Suporte, evolução e premissas de operação</w:t>
+      </w:r>
+    </w:p>
+    <w:p>
+      <w:pPr>
+        <w:pStyle w:val="ListBullet"/>
+        <w:spacing w:after="24"/>
+        <w:ind w:left="238"/>
+      </w:pPr>
+      <w:r>
+        <w:rPr>
+          <w:sz w:val="18"/>
+        </w:rPr>
+        <w:t>A implantação considera a colaboração da empresa na disponibilização das informações necessárias à parametrização e cadastro inicial;</w:t>
+      </w:r>
+    </w:p>
+    <w:p>
+      <w:pPr>
+        <w:pStyle w:val="ListBullet"/>
+        <w:spacing w:after="24"/>
+        <w:ind w:left="238"/>
+      </w:pPr>
+      <w:r>
+        <w:rPr>
+          <w:sz w:val="18"/>
+        </w:rPr>
+        <w:t>Atualizações corretivas e evolutivas da plataforma serão incorporadas conforme o ciclo de desenvolvimento do produto e os recursos contratados;</w:t>
+      </w:r>
+    </w:p>
+    <w:p>
+      <w:pPr>
+        <w:pStyle w:val="ListBullet"/>
+        <w:spacing w:after="24"/>
+        <w:ind w:left="238"/>
+      </w:pPr>
+      <w:r>
+        <w:rPr>
+          <w:sz w:val="18"/>
+        </w:rPr>
+        <w:t>Integrações de terceiros, APIs externas, mensageria, ERPs e sistemas de folha dependem também da disponibilidade e das regras técnicas desses fornecedores;</w:t>
+      </w:r>
+    </w:p>
+    <w:p>
+      <w:pPr>
+        <w:pStyle w:val="ListBullet"/>
+        <w:spacing w:after="24"/>
+        <w:ind w:left="238"/>
+      </w:pPr>
+      <w:r>
+        <w:rPr>
+          <w:sz w:val="18"/>
+        </w:rPr>
+        <w:t>O uso de câmera, localização, notificações, biometria e funcionamento em segundo plano depende das permissões e capacidades do dispositivo do usuário;</w:t>
+      </w:r>
+    </w:p>
+    <w:p>
+      <w:pPr>
+        <w:pStyle w:val="ListBullet"/>
+        <w:spacing w:after="24"/>
+        <w:ind w:left="238"/>
+      </w:pPr>
+      <w:r>
+        <w:rPr>
+          <w:sz w:val="18"/>
+        </w:rPr>
+        <w:t>Demandas específicas fora do escopo padrão poderão ser analisadas tecnicamente e, quando necessário, tratadas por proposta complementar.</w:t>
+      </w:r>
+    </w:p>
+    <w:p>
+      <w:pPr>
+        <w:pStyle w:val="Heading1"/>
+        <w:keepNext/>
+      </w:pPr>
+      <w:r>
+        <w:t>11. Considerações finais</w:t>
+      </w:r>
+    </w:p>
+    <w:p>
+      <w:r>
+        <w:rPr>
+          <w:i w:val="0"/>
+        </w:rPr>
+        <w:t>A proposta tem como objetivo fornecer uma solução flexível e escalável para a gestão de jornada da {{empresa_nome}}, unindo controle de ponto, mobilidade, rastreabilidade, automações, alertas preventivos, operação online e offline, mensageria por WhatsApp, logs operacionais e integração com os processos de Departamento Pessoal. A solução também observa o marco regulatório aplicável ao registro eletrônico de jornada, com orientação de conformidade aos requisitos do MTE para utilização como REP-P.</w:t>
+      </w:r>
+    </w:p>
+    <w:p>
+      <w:pPr>
+        <w:pStyle w:val="Heading1"/>
+        <w:keepNext/>
+      </w:pPr>
+      <w:r>
+        <w:t>12. Validade e aceite comercial</w:t>
+      </w:r>
+    </w:p>
+    <w:p>
+      <w:r>
+        <w:rPr>
+          <w:i w:val="0"/>
+        </w:rPr>
+        <w:t>Esta proposta é válida até {{data_validade}}. A aprovação comercial servirá de base para a geração do contrato, que preservará o plano, os limites, os recursos e as condições negociadas nesta revisão.</w:t>
       </w:r>
     </w:p>
     <w:p>
@@ -1359,18 +2698,16 @@
       </w:pPr>
       <w:r>
         <w:rPr>
-          <w:b/>
-          <w:color w:val="007684"/>
-          <w:sz w:val="20"/>
+          <w:i w:val="0"/>
         </w:rPr>
-        <w:t>PONTO CERTO agradece a oportunidade e permanece à disposição para esclarecimentos.</w:t>
+        <w:t>PONTO CERTO agradece a oportunidade de apresentar esta solução e permanece à disposição para esclarecimentos, parametrização do escopo e alinhamento do cronograma de implantação.</w:t>
       </w:r>
     </w:p>
     <w:sectPr>
       <w:headerReference w:type="default" r:id="rId9"/>
       <w:footerReference w:type="default" r:id="rId10"/>
       <w:pgSz w:w="12240" w:h="15840"/>
-      <w:pgMar w:top="680" w:right="850" w:bottom="680" w:left="850" w:header="283" w:footer="283" w:gutter="0"/>
+      <w:pgMar w:top="709" w:right="822" w:bottom="709" w:left="822" w:header="255" w:footer="255" w:gutter="0"/>
       <w:cols w:space="720"/>
       <w:docGrid w:linePitch="360"/>
     </w:sectPr>
@@ -1392,20 +2729,20 @@
       <w:tblLook w:firstColumn="1" w:firstRow="1" w:lastColumn="0" w:lastRow="0" w:noHBand="0" w:noVBand="1" w:val="04A0"/>
     </w:tblPr>
     <w:tblGrid>
-      <w:gridCol w:w="4819"/>
-      <w:gridCol w:w="4819"/>
+      <w:gridCol w:w="3326"/>
+      <w:gridCol w:w="3326"/>
+      <w:gridCol w:w="3326"/>
     </w:tblGrid>
     <w:tr>
       <w:tc>
         <w:tcPr>
-          <w:tcW w:type="dxa" w:w="4819"/>
-          <w:vAlign w:val="center"/>
+          <w:tcW w:type="dxa" w:w="3326"/>
         </w:tcPr>
         <w:p>
           <w:r>
             <w:drawing>
               <wp:inline xmlns:a="http://schemas.openxmlformats.org/drawingml/2006/main" xmlns:pic="http://schemas.openxmlformats.org/drawingml/2006/picture">
-                <wp:extent cx="720000" cy="286560"/>
+                <wp:extent cx="630000" cy="250740"/>
                 <wp:docPr id="1" name="Picture 1"/>
                 <wp:cNvGraphicFramePr>
                   <a:graphicFrameLocks noChangeAspect="1"/>
@@ -1426,7 +2763,7 @@
                       <pic:spPr>
                         <a:xfrm>
                           <a:off x="0" y="0"/>
-                          <a:ext cx="720000" cy="286560"/>
+                          <a:ext cx="630000" cy="250740"/>
                         </a:xfrm>
                         <a:prstGeom prst="rect"/>
                       </pic:spPr>
@@ -1440,7 +2777,24 @@
       </w:tc>
       <w:tc>
         <w:tcPr>
-          <w:tcW w:type="dxa" w:w="4819"/>
+          <w:tcW w:type="dxa" w:w="3326"/>
+        </w:tcPr>
+        <w:p>
+          <w:pPr>
+            <w:jc w:val="center"/>
+          </w:pPr>
+          <w:r>
+            <w:rPr>
+              <w:color w:val="606C76"/>
+              <w:sz w:val="14"/>
+            </w:rPr>
+            <w:t>PONTO CERTO - CNPJ 67.609.840/0001-27 | Proposta comercial confidencial</w:t>
+          </w:r>
+        </w:p>
+      </w:tc>
+      <w:tc>
+        <w:tcPr>
+          <w:tcW w:type="dxa" w:w="3326"/>
         </w:tcPr>
         <w:p>
           <w:pPr>
@@ -1449,10 +2803,12 @@
           <w:r>
             <w:rPr>
               <w:color w:val="606C76"/>
-              <w:sz w:val="15"/>
+              <w:sz w:val="14"/>
             </w:rPr>
-            <w:t>PONTO CERTO · Documento comercial confidencial</w:t>
+            <w:t xml:space="preserve">Página </w:t>
           </w:r>
+          <w:r/>
+          <w:fldSimple w:instr="PAGE"/>
         </w:p>
       </w:tc>
     </w:tr>
@@ -1474,19 +2830,19 @@
       <w:tblLook w:firstColumn="1" w:firstRow="1" w:lastColumn="0" w:lastRow="0" w:noHBand="0" w:noVBand="1" w:val="04A0"/>
     </w:tblPr>
     <w:tblGrid>
-      <w:gridCol w:w="4819"/>
-      <w:gridCol w:w="4819"/>
+      <w:gridCol w:w="4989"/>
+      <w:gridCol w:w="4989"/>
     </w:tblGrid>
     <w:tr>
       <w:tc>
         <w:tcPr>
-          <w:tcW w:type="dxa" w:w="4819"/>
+          <w:tcW w:type="dxa" w:w="4989"/>
         </w:tcPr>
         <w:p>
           <w:r>
             <w:drawing>
               <wp:inline xmlns:a="http://schemas.openxmlformats.org/drawingml/2006/main" xmlns:pic="http://schemas.openxmlformats.org/drawingml/2006/picture">
-                <wp:extent cx="972000" cy="386856"/>
+                <wp:extent cx="882000" cy="351036"/>
                 <wp:docPr id="1" name="Picture 1"/>
                 <wp:cNvGraphicFramePr>
                   <a:graphicFrameLocks noChangeAspect="1"/>
@@ -1507,7 +2863,7 @@
                       <pic:spPr>
                         <a:xfrm>
                           <a:off x="0" y="0"/>
-                          <a:ext cx="972000" cy="386856"/>
+                          <a:ext cx="882000" cy="351036"/>
                         </a:xfrm>
                         <a:prstGeom prst="rect"/>
                       </pic:spPr>
@@ -1521,7 +2877,7 @@
       </w:tc>
       <w:tc>
         <w:tcPr>
-          <w:tcW w:type="dxa" w:w="4819"/>
+          <w:tcW w:type="dxa" w:w="4989"/>
         </w:tcPr>
         <w:p>
           <w:pPr>
@@ -1530,18 +2886,18 @@
           <w:r>
             <w:rPr>
               <w:b/>
-              <w:color w:val="142D5B"/>
-              <w:sz w:val="18"/>
+              <w:color w:val="193E67"/>
+              <w:sz w:val="17"/>
             </w:rPr>
             <w:t>PROPOSTA COMERCIAL</w:t>
           </w:r>
           <w:r>
             <w:rPr>
               <w:color w:val="606C76"/>
-              <w:sz w:val="15"/>
+              <w:sz w:val="14"/>
             </w:rPr>
             <w:br/>
-            <w:t>Sistema de Gestão de Jornada</w:t>
+            <w:t>PONTO CERTO | Sistema de Gestão de Jornada</w:t>
           </w:r>
         </w:p>
       </w:tc>
@@ -1914,12 +3270,12 @@
     <w:qFormat/>
     <w:rsid w:val="00FC693F"/>
     <w:pPr>
-      <w:spacing w:after="60" w:line="240" w:lineRule="auto"/>
+      <w:spacing w:after="60" w:line="245" w:lineRule="auto"/>
     </w:pPr>
     <w:rPr>
       <w:rFonts w:ascii="Aptos" w:hAnsi="Aptos"/>
       <w:color w:val="263238"/>
-      <w:sz w:val="19"/>
+      <w:sz w:val="18"/>
     </w:rPr>
   </w:style>
   <w:style w:type="paragraph" w:styleId="Header">
@@ -1977,14 +3333,14 @@
     <w:pPr>
       <w:keepNext/>
       <w:keepLines/>
-      <w:spacing w:before="80" w:after="60"/>
+      <w:spacing w:before="100" w:after="60"/>
       <w:outlineLvl w:val="0"/>
     </w:pPr>
     <w:rPr>
       <w:rFonts w:asciiTheme="majorHAnsi" w:eastAsiaTheme="majorEastAsia" w:hAnsiTheme="majorHAnsi" w:cstheme="majorBidi" w:ascii="Aptos" w:hAnsi="Aptos"/>
       <w:b/>
       <w:bCs/>
-      <w:color w:val="142D5B"/>
+      <w:color w:val="193E67"/>
       <w:sz w:val="27"/>
       <w:szCs w:val="28"/>
     </w:rPr>
@@ -2001,15 +3357,15 @@
     <w:pPr>
       <w:keepNext/>
       <w:keepLines/>
-      <w:spacing w:before="80" w:after="60"/>
+      <w:spacing w:before="100" w:after="60"/>
       <w:outlineLvl w:val="1"/>
     </w:pPr>
     <w:rPr>
       <w:rFonts w:asciiTheme="majorHAnsi" w:eastAsiaTheme="majorEastAsia" w:hAnsiTheme="majorHAnsi" w:cstheme="majorBidi" w:ascii="Aptos" w:hAnsi="Aptos"/>
       <w:b/>
       <w:bCs/>
-      <w:color w:val="007684"/>
-      <w:sz w:val="23"/>
+      <w:color w:val="007D8C"/>
+      <w:sz w:val="22"/>
       <w:szCs w:val="26"/>
     </w:rPr>
   </w:style>
@@ -2266,16 +3622,16 @@
       <w:pBdr>
         <w:bottom w:val="single" w:sz="8" w:space="4" w:color="4F81BD" w:themeColor="accent1"/>
       </w:pBdr>
-      <w:spacing w:after="60" w:line="240" w:lineRule="auto" w:before="80"/>
+      <w:spacing w:after="60" w:line="240" w:lineRule="auto" w:before="100"/>
       <w:contextualSpacing/>
     </w:pPr>
     <w:rPr>
       <w:rFonts w:asciiTheme="majorHAnsi" w:eastAsiaTheme="majorEastAsia" w:hAnsiTheme="majorHAnsi" w:cstheme="majorBidi" w:ascii="Aptos" w:hAnsi="Aptos"/>
       <w:b/>
-      <w:color w:val="142D5B"/>
+      <w:color w:val="193E67"/>
       <w:spacing w:val="5"/>
       <w:kern w:val="28"/>
-      <w:sz w:val="40"/>
+      <w:sz w:val="42"/>
       <w:szCs w:val="52"/>
     </w:rPr>
   </w:style>
